--- a/00-首页/题组Word/专项卷/一分册/专项卷VIII-学生版.docx
+++ b/00-首页/题组Word/专项卷/一分册/专项卷VIII-学生版.docx
@@ -228,15 +228,25 @@
         <w:rPr>
           <w:rFonts w:ascii="Times New Roman" w:hAnsi="Times New Roman" w:eastAsia="Times New Roman" w:cs="Times New Roman"/>
         </w:rPr>
-        <w:t xml:space="preserve"> CO</w:t>
-      </w:r>
-      <w:r>
-        <w:rPr>
-          <w:rFonts w:ascii="Times New Roman" w:hAnsi="Times New Roman" w:eastAsia="Times New Roman" w:cs="Times New Roman"/>
-          <w:vertAlign w:val="subscript"/>
-        </w:rPr>
-        <w:t>2</w:t>
-      </w:r>
+        <w:t xml:space="preserve"> </w:t>
+      </w:r>
+      <m:oMath>
+        <m:r>
+          <m:t>C</m:t>
+        </m:r>
+        <m:sSub>
+          <m:e>
+            <m:r>
+              <m:t>O</m:t>
+            </m:r>
+          </m:e>
+          <m:sub>
+            <m:r>
+              <m:t>2</m:t>
+            </m:r>
+          </m:sub>
+        </m:sSub>
+      </m:oMath>
       <w:r>
         <w:rPr>
           <w:rFonts w:ascii="Times New Roman" w:hAnsi="Times New Roman" w:eastAsia="Times New Roman" w:cs="Times New Roman"/>
@@ -355,15 +365,25 @@
         <w:rPr>
           <w:rFonts w:ascii="Times New Roman" w:hAnsi="Times New Roman" w:eastAsia="Times New Roman" w:cs="Times New Roman"/>
         </w:rPr>
-        <w:t xml:space="preserve"> CO</w:t>
-      </w:r>
-      <w:r>
-        <w:rPr>
-          <w:rFonts w:ascii="Times New Roman" w:hAnsi="Times New Roman" w:eastAsia="Times New Roman" w:cs="Times New Roman"/>
-          <w:vertAlign w:val="subscript"/>
-        </w:rPr>
-        <w:t>2</w:t>
-      </w:r>
+        <w:t xml:space="preserve"> </w:t>
+      </w:r>
+      <m:oMath>
+        <m:r>
+          <m:t>C</m:t>
+        </m:r>
+        <m:sSub>
+          <m:e>
+            <m:r>
+              <m:t>O</m:t>
+            </m:r>
+          </m:e>
+          <m:sub>
+            <m:r>
+              <m:t>2</m:t>
+            </m:r>
+          </m:sub>
+        </m:sSub>
+      </m:oMath>
       <w:r>
         <w:rPr>
           <w:rFonts w:ascii="Times New Roman" w:hAnsi="Times New Roman" w:eastAsia="Times New Roman" w:cs="Times New Roman"/>
@@ -418,19 +438,23 @@
         </w:rPr>
         <w:t xml:space="preserve"> </w:t>
       </w:r>
-      <w:r>
-        <w:rPr>
-          <w:rFonts w:hint="eastAsia" w:ascii="Times New Roman" w:hAnsi="Times New Roman" w:eastAsia="Times New Roman" w:cs="Times New Roman"/>
-        </w:rPr>
-        <w:t>CO</w:t>
-      </w:r>
-      <w:r>
-        <w:rPr>
-          <w:rFonts w:hint="eastAsia" w:ascii="Times New Roman" w:hAnsi="Times New Roman" w:eastAsia="Times New Roman" w:cs="Times New Roman"/>
-          <w:vertAlign w:val="subscript"/>
-        </w:rPr>
-        <w:t>2</w:t>
-      </w:r>
+      <m:oMath>
+        <m:r>
+          <m:t>C</m:t>
+        </m:r>
+        <m:sSub>
+          <m:e>
+            <m:r>
+              <m:t>O</m:t>
+            </m:r>
+          </m:e>
+          <m:sub>
+            <m:r>
+              <m:t>2</m:t>
+            </m:r>
+          </m:sub>
+        </m:sSub>
+      </m:oMath>
       <w:r>
         <w:rPr>
           <w:rFonts w:hint="eastAsia" w:ascii="Times New Roman" w:hAnsi="Times New Roman" w:eastAsia="Times New Roman" w:cs="Times New Roman"/>
@@ -547,15 +571,25 @@
         <w:rPr>
           <w:rFonts w:ascii="Times New Roman" w:hAnsi="Times New Roman" w:eastAsia="Times New Roman" w:cs="Times New Roman"/>
         </w:rPr>
-        <w:t xml:space="preserve"> CO</w:t>
-      </w:r>
-      <w:r>
-        <w:rPr>
-          <w:rFonts w:ascii="Times New Roman" w:hAnsi="Times New Roman" w:eastAsia="Times New Roman" w:cs="Times New Roman"/>
-          <w:vertAlign w:val="subscript"/>
-        </w:rPr>
-        <w:t>2</w:t>
-      </w:r>
+        <w:t xml:space="preserve"> </w:t>
+      </w:r>
+      <m:oMath>
+        <m:r>
+          <m:t>C</m:t>
+        </m:r>
+        <m:sSub>
+          <m:e>
+            <m:r>
+              <m:t>O</m:t>
+            </m:r>
+          </m:e>
+          <m:sub>
+            <m:r>
+              <m:t>2</m:t>
+            </m:r>
+          </m:sub>
+        </m:sSub>
+      </m:oMath>
       <w:r>
         <w:rPr>
           <w:rFonts w:ascii="Times New Roman" w:hAnsi="Times New Roman" w:eastAsia="Times New Roman" w:cs="Times New Roman"/>
@@ -2460,15 +2494,28 @@
         <w:rPr>
           <w:rFonts w:ascii="Times New Roman" w:hAnsi="Times New Roman" w:eastAsia="Times New Roman" w:cs="Times New Roman"/>
         </w:rPr>
-        <w:t xml:space="preserve"> Na</w:t>
-      </w:r>
-      <w:r>
-        <w:rPr>
-          <w:rFonts w:ascii="Times New Roman" w:hAnsi="Times New Roman" w:eastAsia="Times New Roman" w:cs="Times New Roman"/>
-          <w:vertAlign w:val="superscript"/>
-        </w:rPr>
-        <w:t>+</w:t>
-      </w:r>
+        <w:t xml:space="preserve"> </w:t>
+      </w:r>
+      <m:oMath>
+        <m:r>
+          <m:t>N</m:t>
+        </m:r>
+        <m:sSup>
+          <m:e>
+            <m:r>
+              <m:t>a</m:t>
+            </m:r>
+          </m:e>
+          <m:sup>
+            <m:r>
+              <m:rPr>
+                <m:sty m:val="p"/>
+              </m:rPr>
+              <m:t>+</m:t>
+            </m:r>
+          </m:sup>
+        </m:sSup>
+      </m:oMath>
       <w:r>
         <w:rPr>
           <w:rFonts w:ascii="Times New Roman" w:hAnsi="Times New Roman" w:eastAsia="Times New Roman" w:cs="Times New Roman"/>
@@ -2497,101 +2544,179 @@
         <w:rPr>
           <w:rFonts w:ascii="Times New Roman" w:hAnsi="Times New Roman" w:eastAsia="Times New Roman" w:cs="Times New Roman"/>
         </w:rPr>
-        <w:t xml:space="preserve"> NH</w:t>
-      </w:r>
-      <w:r>
-        <w:rPr>
-          <w:rFonts w:ascii="Times New Roman" w:hAnsi="Times New Roman" w:eastAsia="Times New Roman" w:cs="Times New Roman"/>
-          <w:vertAlign w:val="subscript"/>
-        </w:rPr>
-        <w:t>4</w:t>
-      </w:r>
-      <w:r>
-        <w:rPr>
-          <w:rFonts w:ascii="Times New Roman" w:hAnsi="Times New Roman" w:eastAsia="Times New Roman" w:cs="Times New Roman"/>
-          <w:vertAlign w:val="superscript"/>
-        </w:rPr>
-        <w:t>+</w:t>
-      </w:r>
-      <w:r>
-        <w:rPr>
-          <w:rFonts w:ascii="Times New Roman" w:hAnsi="Times New Roman" w:eastAsia="Times New Roman" w:cs="Times New Roman"/>
-        </w:rPr>
-        <w:t>、Fe</w:t>
-      </w:r>
-      <w:r>
-        <w:rPr>
-          <w:rFonts w:ascii="Times New Roman" w:hAnsi="Times New Roman" w:eastAsia="Times New Roman" w:cs="Times New Roman"/>
-          <w:vertAlign w:val="superscript"/>
-        </w:rPr>
-        <w:t>2+</w:t>
-      </w:r>
-      <w:r>
-        <w:rPr>
-          <w:rFonts w:ascii="Times New Roman" w:hAnsi="Times New Roman" w:eastAsia="Times New Roman" w:cs="Times New Roman"/>
-        </w:rPr>
-        <w:t>、Br</w:t>
-      </w:r>
-      <w:r>
-        <w:rPr>
-          <w:rFonts w:ascii="Times New Roman" w:hAnsi="Times New Roman" w:eastAsia="Times New Roman" w:cs="Times New Roman"/>
-          <w:vertAlign w:val="superscript"/>
-        </w:rPr>
-        <w:t>-</w:t>
-      </w:r>
-      <w:r>
-        <w:rPr>
-          <w:rFonts w:ascii="Times New Roman" w:hAnsi="Times New Roman" w:eastAsia="Times New Roman" w:cs="Times New Roman"/>
-        </w:rPr>
-        <w:t>、CO</w:t>
-      </w:r>
-      <w:r>
-        <w:rPr>
-          <w:rFonts w:ascii="Times New Roman" w:hAnsi="Times New Roman" w:eastAsia="Times New Roman" w:cs="Times New Roman"/>
-          <w:vertAlign w:val="subscript"/>
-        </w:rPr>
-        <w:t>3</w:t>
-      </w:r>
-      <w:r>
-        <w:rPr>
-          <w:rFonts w:ascii="Times New Roman" w:hAnsi="Times New Roman" w:eastAsia="Times New Roman" w:cs="Times New Roman"/>
-          <w:vertAlign w:val="superscript"/>
-        </w:rPr>
-        <w:t>2-</w:t>
-      </w:r>
-      <w:r>
-        <w:rPr>
-          <w:rFonts w:ascii="Times New Roman" w:hAnsi="Times New Roman" w:eastAsia="Times New Roman" w:cs="Times New Roman"/>
-        </w:rPr>
-        <w:t>、I</w:t>
-      </w:r>
-      <w:r>
-        <w:rPr>
-          <w:rFonts w:ascii="Times New Roman" w:hAnsi="Times New Roman" w:eastAsia="Times New Roman" w:cs="Times New Roman"/>
-          <w:vertAlign w:val="superscript"/>
-        </w:rPr>
-        <w:t>-</w:t>
-      </w:r>
-      <w:r>
-        <w:rPr>
-          <w:rFonts w:ascii="Times New Roman" w:hAnsi="Times New Roman" w:eastAsia="Times New Roman" w:cs="Times New Roman"/>
-        </w:rPr>
-        <w:t>、SO</w:t>
-      </w:r>
-      <w:r>
-        <w:rPr>
-          <w:rFonts w:ascii="Times New Roman" w:hAnsi="Times New Roman" w:eastAsia="Times New Roman" w:cs="Times New Roman"/>
-          <w:vertAlign w:val="subscript"/>
-        </w:rPr>
-        <w:t>3</w:t>
-      </w:r>
-      <w:r>
-        <w:rPr>
-          <w:rFonts w:ascii="Times New Roman" w:hAnsi="Times New Roman" w:eastAsia="Times New Roman" w:cs="Times New Roman"/>
-          <w:vertAlign w:val="superscript"/>
-        </w:rPr>
-        <w:t>2-</w:t>
-      </w:r>
+        <w:t xml:space="preserve"> </w:t>
+      </w:r>
+      <m:oMath>
+        <m:r>
+          <m:t>N</m:t>
+        </m:r>
+        <m:sSubSup>
+          <m:e>
+            <m:r>
+              <m:t>H</m:t>
+            </m:r>
+          </m:e>
+          <m:sub>
+            <m:r>
+              <m:t>4</m:t>
+            </m:r>
+          </m:sub>
+          <m:sup>
+            <m:r>
+              <m:rPr>
+                <m:sty m:val="p"/>
+              </m:rPr>
+              <m:t>+</m:t>
+            </m:r>
+          </m:sup>
+        </m:sSubSup>
+      </m:oMath>
+      <w:r>
+        <w:rPr>
+          <w:rFonts w:ascii="Times New Roman" w:hAnsi="Times New Roman" w:eastAsia="Times New Roman" w:cs="Times New Roman"/>
+        </w:rPr>
+        <w:t xml:space="preserve">、</w:t>
+      </w:r>
+      <m:oMath>
+        <m:r>
+          <m:t>F</m:t>
+        </m:r>
+        <m:sSup>
+          <m:e>
+            <m:r>
+              <m:t>e</m:t>
+            </m:r>
+          </m:e>
+          <m:sup>
+            <m:r>
+              <m:t>2</m:t>
+            </m:r>
+            <m:r>
+              <m:rPr>
+                <m:sty m:val="p"/>
+              </m:rPr>
+              <m:t>+</m:t>
+            </m:r>
+          </m:sup>
+        </m:sSup>
+      </m:oMath>
+      <w:r>
+        <w:rPr>
+          <w:rFonts w:ascii="Times New Roman" w:hAnsi="Times New Roman" w:eastAsia="Times New Roman" w:cs="Times New Roman"/>
+        </w:rPr>
+        <w:t xml:space="preserve">、</w:t>
+      </w:r>
+      <m:oMath>
+        <m:r>
+          <m:t>B</m:t>
+        </m:r>
+        <m:sSup>
+          <m:e>
+            <m:r>
+              <m:t>r</m:t>
+            </m:r>
+          </m:e>
+          <m:sup>
+            <m:r>
+              <m:rPr>
+                <m:sty m:val="p"/>
+              </m:rPr>
+              <m:t>−</m:t>
+            </m:r>
+          </m:sup>
+        </m:sSup>
+      </m:oMath>
+      <w:r>
+        <w:rPr>
+          <w:rFonts w:ascii="Times New Roman" w:hAnsi="Times New Roman" w:eastAsia="Times New Roman" w:cs="Times New Roman"/>
+        </w:rPr>
+        <w:t xml:space="preserve">、</w:t>
+      </w:r>
+      <m:oMath>
+        <m:r>
+          <m:t>C</m:t>
+        </m:r>
+        <m:sSubSup>
+          <m:e>
+            <m:r>
+              <m:t>O</m:t>
+            </m:r>
+          </m:e>
+          <m:sub>
+            <m:r>
+              <m:t>3</m:t>
+            </m:r>
+          </m:sub>
+          <m:sup>
+            <m:r>
+              <m:t>2</m:t>
+            </m:r>
+            <m:r>
+              <m:rPr>
+                <m:sty m:val="p"/>
+              </m:rPr>
+              <m:t>−</m:t>
+            </m:r>
+          </m:sup>
+        </m:sSubSup>
+      </m:oMath>
+      <w:r>
+        <w:rPr>
+          <w:rFonts w:ascii="Times New Roman" w:hAnsi="Times New Roman" w:eastAsia="Times New Roman" w:cs="Times New Roman"/>
+        </w:rPr>
+        <w:t xml:space="preserve">、</w:t>
+      </w:r>
+      <m:oMath>
+        <m:sSup>
+          <m:e>
+            <m:r>
+              <m:t>I</m:t>
+            </m:r>
+          </m:e>
+          <m:sup>
+            <m:r>
+              <m:rPr>
+                <m:sty m:val="p"/>
+              </m:rPr>
+              <m:t>−</m:t>
+            </m:r>
+          </m:sup>
+        </m:sSup>
+      </m:oMath>
+      <w:r>
+        <w:rPr>
+          <w:rFonts w:ascii="Times New Roman" w:hAnsi="Times New Roman" w:eastAsia="Times New Roman" w:cs="Times New Roman"/>
+        </w:rPr>
+        <w:t xml:space="preserve">、</w:t>
+      </w:r>
+      <m:oMath>
+        <m:r>
+          <m:t>S</m:t>
+        </m:r>
+        <m:sSubSup>
+          <m:e>
+            <m:r>
+              <m:t>O</m:t>
+            </m:r>
+          </m:e>
+          <m:sub>
+            <m:r>
+              <m:t>3</m:t>
+            </m:r>
+          </m:sub>
+          <m:sup>
+            <m:r>
+              <m:t>2</m:t>
+            </m:r>
+            <m:r>
+              <m:rPr>
+                <m:sty m:val="p"/>
+              </m:rPr>
+              <m:t>−</m:t>
+            </m:r>
+          </m:sup>
+        </m:sSubSup>
+      </m:oMath>
       <w:r>
         <w:rPr>
           <w:rFonts w:ascii="Times New Roman" w:hAnsi="Times New Roman" w:eastAsia="Times New Roman" w:cs="Times New Roman"/>
@@ -2680,15 +2805,31 @@
         <w:rPr>
           <w:rFonts w:ascii="Times New Roman" w:hAnsi="Times New Roman" w:eastAsia="Times New Roman" w:cs="Times New Roman"/>
         </w:rPr>
-        <w:t xml:space="preserve"> BaCl</w:t>
-      </w:r>
-      <w:r>
-        <w:rPr>
-          <w:rFonts w:ascii="Times New Roman" w:hAnsi="Times New Roman" w:eastAsia="Times New Roman" w:cs="Times New Roman"/>
-          <w:vertAlign w:val="subscript"/>
-        </w:rPr>
-        <w:t>2</w:t>
-      </w:r>
+        <w:t xml:space="preserve"> </w:t>
+      </w:r>
+      <m:oMath>
+        <m:r>
+          <m:t>B</m:t>
+        </m:r>
+        <m:r>
+          <m:t>a</m:t>
+        </m:r>
+        <m:r>
+          <m:t>C</m:t>
+        </m:r>
+        <m:sSub>
+          <m:e>
+            <m:r>
+              <m:t>l</m:t>
+            </m:r>
+          </m:e>
+          <m:sub>
+            <m:r>
+              <m:t>2</m:t>
+            </m:r>
+          </m:sub>
+        </m:sSub>
+      </m:oMath>
       <w:r>
         <w:rPr>
           <w:rFonts w:ascii="Times New Roman" w:hAnsi="Times New Roman" w:eastAsia="Times New Roman" w:cs="Times New Roman"/>
@@ -2758,200 +2899,377 @@
         <w:rPr>
           <w:rFonts w:ascii="Times New Roman" w:hAnsi="Times New Roman" w:eastAsia="Times New Roman" w:cs="Times New Roman"/>
         </w:rPr>
-        <w:t>A. NH</w:t>
-      </w:r>
-      <w:r>
-        <w:rPr>
-          <w:rFonts w:ascii="Times New Roman" w:hAnsi="Times New Roman" w:eastAsia="Times New Roman" w:cs="Times New Roman"/>
-          <w:vertAlign w:val="subscript"/>
-        </w:rPr>
-        <w:t>4</w:t>
-      </w:r>
-      <w:r>
-        <w:rPr>
-          <w:rFonts w:ascii="Times New Roman" w:hAnsi="Times New Roman" w:eastAsia="Times New Roman" w:cs="Times New Roman"/>
-          <w:vertAlign w:val="superscript"/>
-        </w:rPr>
-        <w:t>+</w:t>
-      </w:r>
-      <w:r>
-        <w:rPr>
-          <w:rFonts w:ascii="Times New Roman" w:hAnsi="Times New Roman" w:eastAsia="Times New Roman" w:cs="Times New Roman"/>
-        </w:rPr>
-        <w:t>、Br</w:t>
-      </w:r>
-      <w:r>
-        <w:rPr>
-          <w:rFonts w:ascii="Times New Roman" w:hAnsi="Times New Roman" w:eastAsia="Times New Roman" w:cs="Times New Roman"/>
-          <w:vertAlign w:val="superscript"/>
-        </w:rPr>
-        <w:t>-</w:t>
-      </w:r>
-      <w:r>
-        <w:rPr>
-          <w:rFonts w:ascii="Times New Roman" w:hAnsi="Times New Roman" w:eastAsia="Times New Roman" w:cs="Times New Roman"/>
-        </w:rPr>
-        <w:t>、CO</w:t>
-      </w:r>
-      <w:r>
-        <w:rPr>
-          <w:rFonts w:ascii="Times New Roman" w:hAnsi="Times New Roman" w:eastAsia="Times New Roman" w:cs="Times New Roman"/>
-          <w:vertAlign w:val="subscript"/>
-        </w:rPr>
-        <w:t>3</w:t>
-      </w:r>
-      <w:r>
-        <w:rPr>
-          <w:rFonts w:ascii="Times New Roman" w:hAnsi="Times New Roman" w:eastAsia="Times New Roman" w:cs="Times New Roman"/>
-          <w:vertAlign w:val="superscript"/>
-        </w:rPr>
-        <w:t>2-</w:t>
-      </w:r>
-      <w:r>
-        <w:rPr>
-          <w:rFonts w:ascii="Times New Roman" w:hAnsi="Times New Roman" w:eastAsia="Times New Roman" w:cs="Times New Roman"/>
-        </w:rPr>
-        <w:t xml:space="preserve">　B. NH</w:t>
-      </w:r>
-      <w:r>
-        <w:rPr>
-          <w:rFonts w:ascii="Times New Roman" w:hAnsi="Times New Roman" w:eastAsia="Times New Roman" w:cs="Times New Roman"/>
-          <w:vertAlign w:val="subscript"/>
-        </w:rPr>
-        <w:t>4</w:t>
-      </w:r>
-      <w:r>
-        <w:rPr>
-          <w:rFonts w:ascii="Times New Roman" w:hAnsi="Times New Roman" w:eastAsia="Times New Roman" w:cs="Times New Roman"/>
-          <w:vertAlign w:val="superscript"/>
-        </w:rPr>
-        <w:t>+</w:t>
-      </w:r>
-      <w:r>
-        <w:rPr>
-          <w:rFonts w:ascii="Times New Roman" w:hAnsi="Times New Roman" w:eastAsia="Times New Roman" w:cs="Times New Roman"/>
-        </w:rPr>
-        <w:t>、I</w:t>
-      </w:r>
-      <w:r>
-        <w:rPr>
-          <w:rFonts w:ascii="Times New Roman" w:hAnsi="Times New Roman" w:eastAsia="Times New Roman" w:cs="Times New Roman"/>
-          <w:vertAlign w:val="superscript"/>
-        </w:rPr>
-        <w:t>-</w:t>
-      </w:r>
-      <w:r>
-        <w:rPr>
-          <w:rFonts w:ascii="Times New Roman" w:hAnsi="Times New Roman" w:eastAsia="Times New Roman" w:cs="Times New Roman"/>
-        </w:rPr>
-        <w:t>、SO</w:t>
-      </w:r>
-      <w:r>
-        <w:rPr>
-          <w:rFonts w:ascii="Times New Roman" w:hAnsi="Times New Roman" w:eastAsia="Times New Roman" w:cs="Times New Roman"/>
-          <w:vertAlign w:val="subscript"/>
-        </w:rPr>
-        <w:t>3</w:t>
-      </w:r>
-      <w:r>
-        <w:rPr>
-          <w:rFonts w:ascii="Times New Roman" w:hAnsi="Times New Roman" w:eastAsia="Times New Roman" w:cs="Times New Roman"/>
-          <w:vertAlign w:val="superscript"/>
-        </w:rPr>
-        <w:t>2-</w:t>
-      </w:r>
-      <w:r>
-        <w:rPr>
-          <w:rFonts w:ascii="Times New Roman" w:hAnsi="Times New Roman" w:eastAsia="Times New Roman" w:cs="Times New Roman"/>
-        </w:rPr>
-        <w:t xml:space="preserve">　C. Fe</w:t>
-      </w:r>
-      <w:r>
-        <w:rPr>
-          <w:rFonts w:ascii="Times New Roman" w:hAnsi="Times New Roman" w:eastAsia="Times New Roman" w:cs="Times New Roman"/>
-          <w:vertAlign w:val="superscript"/>
-        </w:rPr>
-        <w:t>2+</w:t>
-      </w:r>
-      <w:r>
-        <w:rPr>
-          <w:rFonts w:ascii="Times New Roman" w:hAnsi="Times New Roman" w:eastAsia="Times New Roman" w:cs="Times New Roman"/>
-        </w:rPr>
-        <w:t>、I</w:t>
-      </w:r>
-      <w:r>
-        <w:rPr>
-          <w:rFonts w:ascii="Times New Roman" w:hAnsi="Times New Roman" w:eastAsia="Times New Roman" w:cs="Times New Roman"/>
-          <w:vertAlign w:val="superscript"/>
-        </w:rPr>
-        <w:t>-</w:t>
-      </w:r>
-      <w:r>
-        <w:rPr>
-          <w:rFonts w:ascii="Times New Roman" w:hAnsi="Times New Roman" w:eastAsia="Times New Roman" w:cs="Times New Roman"/>
-        </w:rPr>
-        <w:t>、SO</w:t>
-      </w:r>
-      <w:r>
-        <w:rPr>
-          <w:rFonts w:ascii="Times New Roman" w:hAnsi="Times New Roman" w:eastAsia="Times New Roman" w:cs="Times New Roman"/>
-          <w:vertAlign w:val="subscript"/>
-        </w:rPr>
-        <w:t>3</w:t>
-      </w:r>
-      <w:r>
-        <w:rPr>
-          <w:rFonts w:ascii="Times New Roman" w:hAnsi="Times New Roman" w:eastAsia="Times New Roman" w:cs="Times New Roman"/>
-          <w:vertAlign w:val="superscript"/>
-        </w:rPr>
-        <w:t>2-</w:t>
-      </w:r>
-      <w:r>
-        <w:rPr>
-          <w:rFonts w:ascii="Times New Roman" w:hAnsi="Times New Roman" w:eastAsia="Times New Roman" w:cs="Times New Roman"/>
-        </w:rPr>
-        <w:t xml:space="preserve">　D. Fe</w:t>
-      </w:r>
-      <w:r>
-        <w:rPr>
-          <w:rFonts w:ascii="Times New Roman" w:hAnsi="Times New Roman" w:eastAsia="Times New Roman" w:cs="Times New Roman"/>
-          <w:vertAlign w:val="superscript"/>
-        </w:rPr>
-        <w:t>2+</w:t>
-      </w:r>
-      <w:r>
-        <w:rPr>
-          <w:rFonts w:ascii="Times New Roman" w:hAnsi="Times New Roman" w:eastAsia="Times New Roman" w:cs="Times New Roman"/>
-        </w:rPr>
-        <w:t>、CO</w:t>
-      </w:r>
-      <w:r>
-        <w:rPr>
-          <w:rFonts w:ascii="Times New Roman" w:hAnsi="Times New Roman" w:eastAsia="Times New Roman" w:cs="Times New Roman"/>
-          <w:vertAlign w:val="subscript"/>
-        </w:rPr>
-        <w:t>3</w:t>
-      </w:r>
-      <w:r>
-        <w:rPr>
-          <w:rFonts w:ascii="Times New Roman" w:hAnsi="Times New Roman" w:eastAsia="Times New Roman" w:cs="Times New Roman"/>
-          <w:vertAlign w:val="superscript"/>
-        </w:rPr>
-        <w:t>2-</w:t>
-      </w:r>
-      <w:r>
-        <w:rPr>
-          <w:rFonts w:ascii="Times New Roman" w:hAnsi="Times New Roman" w:eastAsia="Times New Roman" w:cs="Times New Roman"/>
-        </w:rPr>
-        <w:t>、I</w:t>
-      </w:r>
-      <w:r>
-        <w:rPr>
-          <w:rFonts w:ascii="Times New Roman" w:hAnsi="Times New Roman" w:eastAsia="Times New Roman" w:cs="Times New Roman"/>
-          <w:vertAlign w:val="superscript"/>
-        </w:rPr>
-        <w:t>-</w:t>
-      </w:r>
+        <w:t xml:space="preserve">A.</w:t>
+      </w:r>
+      <w:r>
+        <w:rPr>
+          <w:rFonts w:ascii="Times New Roman" w:hAnsi="Times New Roman" w:eastAsia="Times New Roman" w:cs="Times New Roman"/>
+        </w:rPr>
+        <w:t xml:space="preserve"> </w:t>
+      </w:r>
+      <m:oMath>
+        <m:r>
+          <m:t>N</m:t>
+        </m:r>
+        <m:sSubSup>
+          <m:e>
+            <m:r>
+              <m:t>H</m:t>
+            </m:r>
+          </m:e>
+          <m:sub>
+            <m:r>
+              <m:t>4</m:t>
+            </m:r>
+          </m:sub>
+          <m:sup>
+            <m:r>
+              <m:rPr>
+                <m:sty m:val="p"/>
+              </m:rPr>
+              <m:t>+</m:t>
+            </m:r>
+          </m:sup>
+        </m:sSubSup>
+      </m:oMath>
+      <w:r>
+        <w:rPr>
+          <w:rFonts w:ascii="Times New Roman" w:hAnsi="Times New Roman" w:eastAsia="Times New Roman" w:cs="Times New Roman"/>
+        </w:rPr>
+        <w:t xml:space="preserve">、</w:t>
+      </w:r>
+      <m:oMath>
+        <m:r>
+          <m:t>B</m:t>
+        </m:r>
+        <m:sSup>
+          <m:e>
+            <m:r>
+              <m:t>r</m:t>
+            </m:r>
+          </m:e>
+          <m:sup>
+            <m:r>
+              <m:rPr>
+                <m:sty m:val="p"/>
+              </m:rPr>
+              <m:t>−</m:t>
+            </m:r>
+          </m:sup>
+        </m:sSup>
+      </m:oMath>
+      <w:r>
+        <w:rPr>
+          <w:rFonts w:ascii="Times New Roman" w:hAnsi="Times New Roman" w:eastAsia="Times New Roman" w:cs="Times New Roman"/>
+        </w:rPr>
+        <w:t xml:space="preserve">、</w:t>
+      </w:r>
+      <m:oMath>
+        <m:r>
+          <m:t>C</m:t>
+        </m:r>
+        <m:sSubSup>
+          <m:e>
+            <m:r>
+              <m:t>O</m:t>
+            </m:r>
+          </m:e>
+          <m:sub>
+            <m:r>
+              <m:t>3</m:t>
+            </m:r>
+          </m:sub>
+          <m:sup>
+            <m:r>
+              <m:t>2</m:t>
+            </m:r>
+            <m:r>
+              <m:rPr>
+                <m:sty m:val="p"/>
+              </m:rPr>
+              <m:t>−</m:t>
+            </m:r>
+          </m:sup>
+        </m:sSubSup>
+      </m:oMath>
+      <w:r>
+        <w:rPr>
+          <w:rFonts w:ascii="Times New Roman" w:hAnsi="Times New Roman" w:eastAsia="Times New Roman" w:cs="Times New Roman"/>
+        </w:rPr>
+        <w:t xml:space="preserve">　B.</w:t>
+      </w:r>
+      <w:r>
+        <w:rPr>
+          <w:rFonts w:ascii="Times New Roman" w:hAnsi="Times New Roman" w:eastAsia="Times New Roman" w:cs="Times New Roman"/>
+        </w:rPr>
+        <w:t xml:space="preserve"> </w:t>
+      </w:r>
+      <m:oMath>
+        <m:r>
+          <m:t>N</m:t>
+        </m:r>
+        <m:sSubSup>
+          <m:e>
+            <m:r>
+              <m:t>H</m:t>
+            </m:r>
+          </m:e>
+          <m:sub>
+            <m:r>
+              <m:t>4</m:t>
+            </m:r>
+          </m:sub>
+          <m:sup>
+            <m:r>
+              <m:rPr>
+                <m:sty m:val="p"/>
+              </m:rPr>
+              <m:t>+</m:t>
+            </m:r>
+          </m:sup>
+        </m:sSubSup>
+      </m:oMath>
+      <w:r>
+        <w:rPr>
+          <w:rFonts w:ascii="Times New Roman" w:hAnsi="Times New Roman" w:eastAsia="Times New Roman" w:cs="Times New Roman"/>
+        </w:rPr>
+        <w:t xml:space="preserve">、</w:t>
+      </w:r>
+      <m:oMath>
+        <m:sSup>
+          <m:e>
+            <m:r>
+              <m:t>I</m:t>
+            </m:r>
+          </m:e>
+          <m:sup>
+            <m:r>
+              <m:rPr>
+                <m:sty m:val="p"/>
+              </m:rPr>
+              <m:t>−</m:t>
+            </m:r>
+          </m:sup>
+        </m:sSup>
+      </m:oMath>
+      <w:r>
+        <w:rPr>
+          <w:rFonts w:ascii="Times New Roman" w:hAnsi="Times New Roman" w:eastAsia="Times New Roman" w:cs="Times New Roman"/>
+        </w:rPr>
+        <w:t xml:space="preserve">、</w:t>
+      </w:r>
+      <m:oMath>
+        <m:r>
+          <m:t>S</m:t>
+        </m:r>
+        <m:sSubSup>
+          <m:e>
+            <m:r>
+              <m:t>O</m:t>
+            </m:r>
+          </m:e>
+          <m:sub>
+            <m:r>
+              <m:t>3</m:t>
+            </m:r>
+          </m:sub>
+          <m:sup>
+            <m:r>
+              <m:t>2</m:t>
+            </m:r>
+            <m:r>
+              <m:rPr>
+                <m:sty m:val="p"/>
+              </m:rPr>
+              <m:t>−</m:t>
+            </m:r>
+          </m:sup>
+        </m:sSubSup>
+      </m:oMath>
+      <w:r>
+        <w:rPr>
+          <w:rFonts w:ascii="Times New Roman" w:hAnsi="Times New Roman" w:eastAsia="Times New Roman" w:cs="Times New Roman"/>
+        </w:rPr>
+        <w:t xml:space="preserve">　C.</w:t>
+      </w:r>
+      <w:r>
+        <w:rPr>
+          <w:rFonts w:ascii="Times New Roman" w:hAnsi="Times New Roman" w:eastAsia="Times New Roman" w:cs="Times New Roman"/>
+        </w:rPr>
+        <w:t xml:space="preserve"> </w:t>
+      </w:r>
+      <m:oMath>
+        <m:r>
+          <m:t>F</m:t>
+        </m:r>
+        <m:sSup>
+          <m:e>
+            <m:r>
+              <m:t>e</m:t>
+            </m:r>
+          </m:e>
+          <m:sup>
+            <m:r>
+              <m:t>2</m:t>
+            </m:r>
+            <m:r>
+              <m:rPr>
+                <m:sty m:val="p"/>
+              </m:rPr>
+              <m:t>+</m:t>
+            </m:r>
+          </m:sup>
+        </m:sSup>
+      </m:oMath>
+      <w:r>
+        <w:rPr>
+          <w:rFonts w:ascii="Times New Roman" w:hAnsi="Times New Roman" w:eastAsia="Times New Roman" w:cs="Times New Roman"/>
+        </w:rPr>
+        <w:t xml:space="preserve">、</w:t>
+      </w:r>
+      <m:oMath>
+        <m:sSup>
+          <m:e>
+            <m:r>
+              <m:t>I</m:t>
+            </m:r>
+          </m:e>
+          <m:sup>
+            <m:r>
+              <m:rPr>
+                <m:sty m:val="p"/>
+              </m:rPr>
+              <m:t>−</m:t>
+            </m:r>
+          </m:sup>
+        </m:sSup>
+      </m:oMath>
+      <w:r>
+        <w:rPr>
+          <w:rFonts w:ascii="Times New Roman" w:hAnsi="Times New Roman" w:eastAsia="Times New Roman" w:cs="Times New Roman"/>
+        </w:rPr>
+        <w:t xml:space="preserve">、</w:t>
+      </w:r>
+      <m:oMath>
+        <m:r>
+          <m:t>S</m:t>
+        </m:r>
+        <m:sSubSup>
+          <m:e>
+            <m:r>
+              <m:t>O</m:t>
+            </m:r>
+          </m:e>
+          <m:sub>
+            <m:r>
+              <m:t>3</m:t>
+            </m:r>
+          </m:sub>
+          <m:sup>
+            <m:r>
+              <m:t>2</m:t>
+            </m:r>
+            <m:r>
+              <m:rPr>
+                <m:sty m:val="p"/>
+              </m:rPr>
+              <m:t>−</m:t>
+            </m:r>
+          </m:sup>
+        </m:sSubSup>
+      </m:oMath>
+      <w:r>
+        <w:rPr>
+          <w:rFonts w:ascii="Times New Roman" w:hAnsi="Times New Roman" w:eastAsia="Times New Roman" w:cs="Times New Roman"/>
+        </w:rPr>
+        <w:t xml:space="preserve">　D.</w:t>
+      </w:r>
+      <w:r>
+        <w:rPr>
+          <w:rFonts w:ascii="Times New Roman" w:hAnsi="Times New Roman" w:eastAsia="Times New Roman" w:cs="Times New Roman"/>
+        </w:rPr>
+        <w:t xml:space="preserve"> </w:t>
+      </w:r>
+      <m:oMath>
+        <m:r>
+          <m:t>F</m:t>
+        </m:r>
+        <m:sSup>
+          <m:e>
+            <m:r>
+              <m:t>e</m:t>
+            </m:r>
+          </m:e>
+          <m:sup>
+            <m:r>
+              <m:t>2</m:t>
+            </m:r>
+            <m:r>
+              <m:rPr>
+                <m:sty m:val="p"/>
+              </m:rPr>
+              <m:t>+</m:t>
+            </m:r>
+          </m:sup>
+        </m:sSup>
+      </m:oMath>
+      <w:r>
+        <w:rPr>
+          <w:rFonts w:ascii="Times New Roman" w:hAnsi="Times New Roman" w:eastAsia="Times New Roman" w:cs="Times New Roman"/>
+        </w:rPr>
+        <w:t xml:space="preserve">、</w:t>
+      </w:r>
+      <m:oMath>
+        <m:r>
+          <m:t>C</m:t>
+        </m:r>
+        <m:sSubSup>
+          <m:e>
+            <m:r>
+              <m:t>O</m:t>
+            </m:r>
+          </m:e>
+          <m:sub>
+            <m:r>
+              <m:t>3</m:t>
+            </m:r>
+          </m:sub>
+          <m:sup>
+            <m:r>
+              <m:t>2</m:t>
+            </m:r>
+            <m:r>
+              <m:rPr>
+                <m:sty m:val="p"/>
+              </m:rPr>
+              <m:t>−</m:t>
+            </m:r>
+          </m:sup>
+        </m:sSubSup>
+      </m:oMath>
+      <w:r>
+        <w:rPr>
+          <w:rFonts w:ascii="Times New Roman" w:hAnsi="Times New Roman" w:eastAsia="Times New Roman" w:cs="Times New Roman"/>
+        </w:rPr>
+        <w:t xml:space="preserve">、</w:t>
+      </w:r>
+      <m:oMath>
+        <m:sSup>
+          <m:e>
+            <m:r>
+              <m:t>I</m:t>
+            </m:r>
+          </m:e>
+          <m:sup>
+            <m:r>
+              <m:rPr>
+                <m:sty m:val="p"/>
+              </m:rPr>
+              <m:t>−</m:t>
+            </m:r>
+          </m:sup>
+        </m:sSup>
+      </m:oMath>
     </w:p>
     <w:bookmarkEnd w:id="16"/>
     <w:bookmarkStart w:id="17" w:name="第-5-题"/>
@@ -3324,15 +3642,31 @@
         <w:rPr>
           <w:rFonts w:ascii="Times New Roman" w:hAnsi="Times New Roman" w:eastAsia="Times New Roman" w:cs="Times New Roman"/>
         </w:rPr>
-        <w:t xml:space="preserve"> FeCl</w:t>
-      </w:r>
-      <w:r>
-        <w:rPr>
-          <w:rFonts w:ascii="Times New Roman" w:hAnsi="Times New Roman" w:eastAsia="Times New Roman" w:cs="Times New Roman"/>
-          <w:vertAlign w:val="subscript"/>
-        </w:rPr>
-        <w:t>2</w:t>
-      </w:r>
+        <w:t xml:space="preserve"> </w:t>
+      </w:r>
+      <m:oMath>
+        <m:r>
+          <m:t>F</m:t>
+        </m:r>
+        <m:r>
+          <m:t>e</m:t>
+        </m:r>
+        <m:r>
+          <m:t>C</m:t>
+        </m:r>
+        <m:sSub>
+          <m:e>
+            <m:r>
+              <m:t>l</m:t>
+            </m:r>
+          </m:e>
+          <m:sub>
+            <m:r>
+              <m:t>2</m:t>
+            </m:r>
+          </m:sub>
+        </m:sSub>
+      </m:oMath>
       <w:r>
         <w:rPr>
           <w:rFonts w:ascii="Times New Roman" w:hAnsi="Times New Roman" w:eastAsia="Times New Roman" w:cs="Times New Roman"/>
@@ -3349,15 +3683,31 @@
         <w:rPr>
           <w:rFonts w:ascii="Times New Roman" w:hAnsi="Times New Roman" w:eastAsia="Times New Roman" w:cs="Times New Roman"/>
         </w:rPr>
-        <w:t xml:space="preserve"> FeSO</w:t>
-      </w:r>
-      <w:r>
-        <w:rPr>
-          <w:rFonts w:ascii="Times New Roman" w:hAnsi="Times New Roman" w:eastAsia="Times New Roman" w:cs="Times New Roman"/>
-          <w:vertAlign w:val="subscript"/>
-        </w:rPr>
-        <w:t>4</w:t>
-      </w:r>
+        <w:t xml:space="preserve"> </w:t>
+      </w:r>
+      <m:oMath>
+        <m:r>
+          <m:t>F</m:t>
+        </m:r>
+        <m:r>
+          <m:t>e</m:t>
+        </m:r>
+        <m:r>
+          <m:t>S</m:t>
+        </m:r>
+        <m:sSub>
+          <m:e>
+            <m:r>
+              <m:t>O</m:t>
+            </m:r>
+          </m:e>
+          <m:sub>
+            <m:r>
+              <m:t>4</m:t>
+            </m:r>
+          </m:sub>
+        </m:sSub>
+      </m:oMath>
       <w:r>
         <w:rPr>
           <w:rFonts w:ascii="Times New Roman" w:hAnsi="Times New Roman" w:eastAsia="Times New Roman" w:cs="Times New Roman"/>
@@ -3386,15 +3736,31 @@
         <w:rPr>
           <w:rFonts w:ascii="Times New Roman" w:hAnsi="Times New Roman" w:eastAsia="Times New Roman" w:cs="Times New Roman"/>
         </w:rPr>
-        <w:t xml:space="preserve"> KMnO</w:t>
-      </w:r>
-      <w:r>
-        <w:rPr>
-          <w:rFonts w:ascii="Times New Roman" w:hAnsi="Times New Roman" w:eastAsia="Times New Roman" w:cs="Times New Roman"/>
-          <w:vertAlign w:val="subscript"/>
-        </w:rPr>
-        <w:t>4</w:t>
-      </w:r>
+        <w:t xml:space="preserve"> </w:t>
+      </w:r>
+      <m:oMath>
+        <m:r>
+          <m:t>K</m:t>
+        </m:r>
+        <m:r>
+          <m:t>M</m:t>
+        </m:r>
+        <m:r>
+          <m:t>n</m:t>
+        </m:r>
+        <m:sSub>
+          <m:e>
+            <m:r>
+              <m:t>O</m:t>
+            </m:r>
+          </m:e>
+          <m:sub>
+            <m:r>
+              <m:t>4</m:t>
+            </m:r>
+          </m:sub>
+        </m:sSub>
+      </m:oMath>
       <w:r>
         <w:rPr>
           <w:rFonts w:ascii="Times New Roman" w:hAnsi="Times New Roman" w:eastAsia="Times New Roman" w:cs="Times New Roman"/>
@@ -3620,15 +3986,31 @@
         <w:rPr>
           <w:rFonts w:ascii="Times New Roman" w:hAnsi="Times New Roman" w:eastAsia="Times New Roman" w:cs="Times New Roman"/>
         </w:rPr>
-        <w:t xml:space="preserve"> CaCl</w:t>
-      </w:r>
-      <w:r>
-        <w:rPr>
-          <w:rFonts w:ascii="Times New Roman" w:hAnsi="Times New Roman" w:eastAsia="Times New Roman" w:cs="Times New Roman"/>
-          <w:vertAlign w:val="subscript"/>
-        </w:rPr>
-        <w:t>2</w:t>
-      </w:r>
+        <w:t xml:space="preserve"> </w:t>
+      </w:r>
+      <m:oMath>
+        <m:r>
+          <m:t>C</m:t>
+        </m:r>
+        <m:r>
+          <m:t>a</m:t>
+        </m:r>
+        <m:r>
+          <m:t>C</m:t>
+        </m:r>
+        <m:sSub>
+          <m:e>
+            <m:r>
+              <m:t>l</m:t>
+            </m:r>
+          </m:e>
+          <m:sub>
+            <m:r>
+              <m:t>2</m:t>
+            </m:r>
+          </m:sub>
+        </m:sSub>
+      </m:oMath>
       <w:r>
         <w:rPr>
           <w:rFonts w:ascii="Times New Roman" w:hAnsi="Times New Roman" w:eastAsia="Times New Roman" w:cs="Times New Roman"/>
@@ -3645,15 +4027,31 @@
         <w:rPr>
           <w:rFonts w:ascii="Times New Roman" w:hAnsi="Times New Roman" w:eastAsia="Times New Roman" w:cs="Times New Roman"/>
         </w:rPr>
-        <w:t xml:space="preserve"> SrCl</w:t>
-      </w:r>
-      <w:r>
-        <w:rPr>
-          <w:rFonts w:ascii="Times New Roman" w:hAnsi="Times New Roman" w:eastAsia="Times New Roman" w:cs="Times New Roman"/>
-          <w:vertAlign w:val="subscript"/>
-        </w:rPr>
-        <w:t>2</w:t>
-      </w:r>
+        <w:t xml:space="preserve"> </w:t>
+      </w:r>
+      <m:oMath>
+        <m:r>
+          <m:t>S</m:t>
+        </m:r>
+        <m:r>
+          <m:t>r</m:t>
+        </m:r>
+        <m:r>
+          <m:t>C</m:t>
+        </m:r>
+        <m:sSub>
+          <m:e>
+            <m:r>
+              <m:t>l</m:t>
+            </m:r>
+          </m:e>
+          <m:sub>
+            <m:r>
+              <m:t>2</m:t>
+            </m:r>
+          </m:sub>
+        </m:sSub>
+      </m:oMath>
       <w:r>
         <w:rPr>
           <w:rFonts w:ascii="Times New Roman" w:hAnsi="Times New Roman" w:eastAsia="Times New Roman" w:cs="Times New Roman"/>
@@ -4088,15 +4486,31 @@
         <w:rPr>
           <w:rFonts w:ascii="Times New Roman" w:hAnsi="Times New Roman" w:eastAsia="Times New Roman" w:cs="Times New Roman"/>
         </w:rPr>
-        <w:t xml:space="preserve"> ZnSO</w:t>
-      </w:r>
-      <w:r>
-        <w:rPr>
-          <w:rFonts w:ascii="Times New Roman" w:hAnsi="Times New Roman" w:eastAsia="Times New Roman" w:cs="Times New Roman"/>
-          <w:vertAlign w:val="subscript"/>
-        </w:rPr>
-        <w:t>4</w:t>
-      </w:r>
+        <w:t xml:space="preserve"> </w:t>
+      </w:r>
+      <m:oMath>
+        <m:r>
+          <m:t>Z</m:t>
+        </m:r>
+        <m:r>
+          <m:t>n</m:t>
+        </m:r>
+        <m:r>
+          <m:t>S</m:t>
+        </m:r>
+        <m:sSub>
+          <m:e>
+            <m:r>
+              <m:t>O</m:t>
+            </m:r>
+          </m:e>
+          <m:sub>
+            <m:r>
+              <m:t>4</m:t>
+            </m:r>
+          </m:sub>
+        </m:sSub>
+      </m:oMath>
       <w:r>
         <w:rPr>
           <w:rFonts w:ascii="Times New Roman" w:hAnsi="Times New Roman" w:eastAsia="Times New Roman" w:cs="Times New Roman"/>
@@ -4808,19 +5222,20 @@
         </w:rPr>
         <w:t xml:space="preserve"> </w:t>
       </w:r>
-      <w:r>
-        <w:rPr>
-          <w:rFonts w:hint="eastAsia" w:ascii="Times New Roman" w:hAnsi="Times New Roman" w:eastAsia="Times New Roman" w:cs="Times New Roman"/>
-        </w:rPr>
-        <w:t>N</w:t>
-      </w:r>
-      <w:r>
-        <w:rPr>
-          <w:rFonts w:hint="eastAsia" w:ascii="Times New Roman" w:hAnsi="Times New Roman" w:eastAsia="Times New Roman" w:cs="Times New Roman"/>
-          <w:vertAlign w:val="subscript"/>
-        </w:rPr>
-        <w:t>2</w:t>
-      </w:r>
+      <m:oMath>
+        <m:sSub>
+          <m:e>
+            <m:r>
+              <m:t>N</m:t>
+            </m:r>
+          </m:e>
+          <m:sub>
+            <m:r>
+              <m:t>2</m:t>
+            </m:r>
+          </m:sub>
+        </m:sSub>
+      </m:oMath>
       <w:r>
         <w:rPr>
           <w:rFonts w:hint="eastAsia" w:ascii="Times New Roman" w:hAnsi="Times New Roman" w:eastAsia="Times New Roman" w:cs="Times New Roman"/>
@@ -5760,20 +6175,33 @@
         <w:rPr>
           <w:rFonts w:ascii="Times New Roman" w:hAnsi="Times New Roman" w:eastAsia="Times New Roman" w:cs="Times New Roman"/>
         </w:rPr>
-        <w:t xml:space="preserve"> I</w:t>
-      </w:r>
-      <w:r>
-        <w:rPr>
-          <w:rFonts w:ascii="Times New Roman" w:hAnsi="Times New Roman" w:eastAsia="Times New Roman" w:cs="Times New Roman"/>
-          <w:vertAlign w:val="subscript"/>
-        </w:rPr>
-        <w:t>2</w:t>
-      </w:r>
-      <w:r>
-        <w:rPr>
-          <w:rFonts w:ascii="Times New Roman" w:hAnsi="Times New Roman" w:eastAsia="Times New Roman" w:cs="Times New Roman"/>
-        </w:rPr>
-        <w:t xml:space="preserve"> 。</w:t>
+        <w:t xml:space="preserve"> </w:t>
+      </w:r>
+      <m:oMath>
+        <m:sSub>
+          <m:e>
+            <m:r>
+              <m:t>I</m:t>
+            </m:r>
+          </m:e>
+          <m:sub>
+            <m:r>
+              <m:t>2</m:t>
+            </m:r>
+          </m:sub>
+        </m:sSub>
+      </m:oMath>
+      <w:r>
+        <w:rPr>
+          <w:rFonts w:ascii="Times New Roman" w:hAnsi="Times New Roman" w:eastAsia="Times New Roman" w:cs="Times New Roman"/>
+        </w:rPr>
+        <w:t xml:space="preserve"> </w:t>
+      </w:r>
+      <w:r>
+        <w:rPr>
+          <w:rFonts w:ascii="Times New Roman" w:hAnsi="Times New Roman" w:eastAsia="Times New Roman" w:cs="Times New Roman"/>
+        </w:rPr>
+        <w:t xml:space="preserve">。</w:t>
       </w:r>
     </w:p>
     <w:p>
@@ -5790,15 +6218,31 @@
         <w:rPr>
           <w:rFonts w:ascii="Times New Roman" w:hAnsi="Times New Roman" w:eastAsia="Times New Roman" w:cs="Times New Roman"/>
         </w:rPr>
-        <w:t xml:space="preserve"> KMnO</w:t>
-      </w:r>
-      <w:r>
-        <w:rPr>
-          <w:rFonts w:ascii="Times New Roman" w:hAnsi="Times New Roman" w:eastAsia="Times New Roman" w:cs="Times New Roman"/>
-          <w:vertAlign w:val="subscript"/>
-        </w:rPr>
-        <w:t>4</w:t>
-      </w:r>
+        <w:t xml:space="preserve"> </w:t>
+      </w:r>
+      <m:oMath>
+        <m:r>
+          <m:t>K</m:t>
+        </m:r>
+        <m:r>
+          <m:t>M</m:t>
+        </m:r>
+        <m:r>
+          <m:t>n</m:t>
+        </m:r>
+        <m:sSub>
+          <m:e>
+            <m:r>
+              <m:t>O</m:t>
+            </m:r>
+          </m:e>
+          <m:sub>
+            <m:r>
+              <m:t>4</m:t>
+            </m:r>
+          </m:sub>
+        </m:sSub>
+      </m:oMath>
       <w:r>
         <w:rPr>
           <w:rFonts w:ascii="Times New Roman" w:hAnsi="Times New Roman" w:eastAsia="Times New Roman" w:cs="Times New Roman"/>
@@ -7399,19 +7843,29 @@
       <w:pPr>
         <w:pStyle w:val="BodyText"/>
       </w:pPr>
-      <w:r>
-        <w:rPr>
-          <w:rFonts w:ascii="Times New Roman" w:hAnsi="Times New Roman" w:eastAsia="Times New Roman" w:cs="Times New Roman"/>
-        </w:rPr>
-        <w:t>AlCl</w:t>
-      </w:r>
-      <w:r>
-        <w:rPr>
-          <w:rFonts w:ascii="Times New Roman" w:hAnsi="Times New Roman" w:eastAsia="Times New Roman" w:cs="Times New Roman"/>
-          <w:vertAlign w:val="subscript"/>
-        </w:rPr>
-        <w:t>3</w:t>
-      </w:r>
+      <m:oMath>
+        <m:r>
+          <m:t>A</m:t>
+        </m:r>
+        <m:r>
+          <m:t>l</m:t>
+        </m:r>
+        <m:r>
+          <m:t>C</m:t>
+        </m:r>
+        <m:sSub>
+          <m:e>
+            <m:r>
+              <m:t>l</m:t>
+            </m:r>
+          </m:e>
+          <m:sub>
+            <m:r>
+              <m:t>3</m:t>
+            </m:r>
+          </m:sub>
+        </m:sSub>
+      </m:oMath>
       <w:r>
         <w:rPr>
           <w:rFonts w:ascii="Times New Roman" w:hAnsi="Times New Roman" w:eastAsia="Times New Roman" w:cs="Times New Roman"/>
@@ -7440,15 +7894,31 @@
         <w:rPr>
           <w:rFonts w:ascii="Times New Roman" w:hAnsi="Times New Roman" w:eastAsia="Times New Roman" w:cs="Times New Roman"/>
         </w:rPr>
-        <w:t xml:space="preserve"> AlCl</w:t>
-      </w:r>
-      <w:r>
-        <w:rPr>
-          <w:rFonts w:ascii="Times New Roman" w:hAnsi="Times New Roman" w:eastAsia="Times New Roman" w:cs="Times New Roman"/>
-          <w:vertAlign w:val="subscript"/>
-        </w:rPr>
-        <w:t>3</w:t>
-      </w:r>
+        <w:t xml:space="preserve"> </w:t>
+      </w:r>
+      <m:oMath>
+        <m:r>
+          <m:t>A</m:t>
+        </m:r>
+        <m:r>
+          <m:t>l</m:t>
+        </m:r>
+        <m:r>
+          <m:t>C</m:t>
+        </m:r>
+        <m:sSub>
+          <m:e>
+            <m:r>
+              <m:t>l</m:t>
+            </m:r>
+          </m:e>
+          <m:sub>
+            <m:r>
+              <m:t>3</m:t>
+            </m:r>
+          </m:sub>
+        </m:sSub>
+      </m:oMath>
       <w:r>
         <w:rPr>
           <w:rFonts w:ascii="Times New Roman" w:hAnsi="Times New Roman" w:eastAsia="Times New Roman" w:cs="Times New Roman"/>
@@ -7489,15 +7959,31 @@
         <w:rPr>
           <w:rFonts w:ascii="Times New Roman" w:hAnsi="Times New Roman" w:eastAsia="Times New Roman" w:cs="Times New Roman"/>
         </w:rPr>
-        <w:t xml:space="preserve"> AlCl</w:t>
-      </w:r>
-      <w:r>
-        <w:rPr>
-          <w:rFonts w:ascii="Times New Roman" w:hAnsi="Times New Roman" w:eastAsia="Times New Roman" w:cs="Times New Roman"/>
-          <w:vertAlign w:val="subscript"/>
-        </w:rPr>
-        <w:t>3</w:t>
-      </w:r>
+        <w:t xml:space="preserve"> </w:t>
+      </w:r>
+      <m:oMath>
+        <m:r>
+          <m:t>A</m:t>
+        </m:r>
+        <m:r>
+          <m:t>l</m:t>
+        </m:r>
+        <m:r>
+          <m:t>C</m:t>
+        </m:r>
+        <m:sSub>
+          <m:e>
+            <m:r>
+              <m:t>l</m:t>
+            </m:r>
+          </m:e>
+          <m:sub>
+            <m:r>
+              <m:t>3</m:t>
+            </m:r>
+          </m:sub>
+        </m:sSub>
+      </m:oMath>
       <w:r>
         <w:rPr>
           <w:rFonts w:ascii="Times New Roman" w:hAnsi="Times New Roman" w:eastAsia="Times New Roman" w:cs="Times New Roman"/>
@@ -7538,15 +8024,31 @@
         <w:rPr>
           <w:rFonts w:hint="eastAsia" w:ascii="Times New Roman" w:hAnsi="Times New Roman" w:eastAsia="Times New Roman" w:cs="Times New Roman"/>
         </w:rPr>
-        <w:t>，AlCl</w:t>
-      </w:r>
-      <w:r>
-        <w:rPr>
-          <w:rFonts w:hint="eastAsia" w:ascii="Times New Roman" w:hAnsi="Times New Roman" w:eastAsia="Times New Roman" w:cs="Times New Roman"/>
-          <w:vertAlign w:val="subscript"/>
-        </w:rPr>
-        <w:t>3</w:t>
-      </w:r>
+        <w:t>，</w:t>
+      </w:r>
+      <m:oMath>
+        <m:r>
+          <m:t>A</m:t>
+        </m:r>
+        <m:r>
+          <m:t>l</m:t>
+        </m:r>
+        <m:r>
+          <m:t>C</m:t>
+        </m:r>
+        <m:sSub>
+          <m:e>
+            <m:r>
+              <m:t>l</m:t>
+            </m:r>
+          </m:e>
+          <m:sub>
+            <m:r>
+              <m:t>3</m:t>
+            </m:r>
+          </m:sub>
+        </m:sSub>
+      </m:oMath>
       <w:r>
         <w:rPr>
           <w:rFonts w:ascii="Times New Roman" w:hAnsi="Times New Roman" w:eastAsia="Times New Roman" w:cs="Times New Roman"/>
@@ -7575,15 +8077,31 @@
         <w:rPr>
           <w:rFonts w:ascii="Times New Roman" w:hAnsi="Times New Roman" w:eastAsia="Times New Roman" w:cs="Times New Roman"/>
         </w:rPr>
-        <w:t xml:space="preserve"> AlCl</w:t>
-      </w:r>
-      <w:r>
-        <w:rPr>
-          <w:rFonts w:ascii="Times New Roman" w:hAnsi="Times New Roman" w:eastAsia="Times New Roman" w:cs="Times New Roman"/>
-          <w:vertAlign w:val="subscript"/>
-        </w:rPr>
-        <w:t>3</w:t>
-      </w:r>
+        <w:t xml:space="preserve"> </w:t>
+      </w:r>
+      <m:oMath>
+        <m:r>
+          <m:t>A</m:t>
+        </m:r>
+        <m:r>
+          <m:t>l</m:t>
+        </m:r>
+        <m:r>
+          <m:t>C</m:t>
+        </m:r>
+        <m:sSub>
+          <m:e>
+            <m:r>
+              <m:t>l</m:t>
+            </m:r>
+          </m:e>
+          <m:sub>
+            <m:r>
+              <m:t>3</m:t>
+            </m:r>
+          </m:sub>
+        </m:sSub>
+      </m:oMath>
       <w:r>
         <w:rPr>
           <w:rFonts w:ascii="Times New Roman" w:hAnsi="Times New Roman" w:eastAsia="Times New Roman" w:cs="Times New Roman"/>
@@ -10555,15 +11073,28 @@
         <w:rPr>
           <w:rFonts w:ascii="Times New Roman" w:hAnsi="Times New Roman" w:eastAsia="Times New Roman" w:cs="Times New Roman"/>
         </w:rPr>
-        <w:t xml:space="preserve"> XeO</w:t>
-      </w:r>
-      <w:r>
-        <w:rPr>
-          <w:rFonts w:ascii="Times New Roman" w:hAnsi="Times New Roman" w:eastAsia="Times New Roman" w:cs="Times New Roman"/>
-          <w:vertAlign w:val="subscript"/>
-        </w:rPr>
-        <w:t>3</w:t>
-      </w:r>
+        <w:t xml:space="preserve"> </w:t>
+      </w:r>
+      <m:oMath>
+        <m:r>
+          <m:t>X</m:t>
+        </m:r>
+        <m:r>
+          <m:t>e</m:t>
+        </m:r>
+        <m:sSub>
+          <m:e>
+            <m:r>
+              <m:t>O</m:t>
+            </m:r>
+          </m:e>
+          <m:sub>
+            <m:r>
+              <m:t>3</m:t>
+            </m:r>
+          </m:sub>
+        </m:sSub>
+      </m:oMath>
       <w:r>
         <w:rPr>
           <w:rFonts w:ascii="Times New Roman" w:hAnsi="Times New Roman" w:eastAsia="Times New Roman" w:cs="Times New Roman"/>
@@ -10582,19 +11113,26 @@
         </w:rPr>
         <w:t xml:space="preserve"> </w:t>
       </w:r>
-      <w:r>
-        <w:rPr>
-          <w:rFonts w:hint="eastAsia" w:ascii="Times New Roman" w:hAnsi="Times New Roman" w:eastAsia="Times New Roman" w:cs="Times New Roman"/>
-        </w:rPr>
-        <w:t>XeO</w:t>
-      </w:r>
-      <w:r>
-        <w:rPr>
-          <w:rFonts w:hint="eastAsia" w:ascii="Times New Roman" w:hAnsi="Times New Roman" w:eastAsia="Times New Roman" w:cs="Times New Roman"/>
-          <w:vertAlign w:val="subscript"/>
-        </w:rPr>
-        <w:t>4</w:t>
-      </w:r>
+      <m:oMath>
+        <m:r>
+          <m:t>X</m:t>
+        </m:r>
+        <m:r>
+          <m:t>e</m:t>
+        </m:r>
+        <m:sSub>
+          <m:e>
+            <m:r>
+              <m:t>O</m:t>
+            </m:r>
+          </m:e>
+          <m:sub>
+            <m:r>
+              <m:t>4</m:t>
+            </m:r>
+          </m:sub>
+        </m:sSub>
+      </m:oMath>
       <w:r>
         <w:rPr>
           <w:rFonts w:hint="eastAsia" w:ascii="Times New Roman" w:hAnsi="Times New Roman" w:eastAsia="Times New Roman" w:cs="Times New Roman"/>
@@ -10623,15 +11161,28 @@
         <w:rPr>
           <w:rFonts w:hint="eastAsia" w:ascii="Times New Roman" w:hAnsi="Times New Roman" w:eastAsia="Times New Roman" w:cs="Times New Roman"/>
         </w:rPr>
-        <w:t>，XeO</w:t>
-      </w:r>
-      <w:r>
-        <w:rPr>
-          <w:rFonts w:hint="eastAsia" w:ascii="Times New Roman" w:hAnsi="Times New Roman" w:eastAsia="Times New Roman" w:cs="Times New Roman"/>
-          <w:vertAlign w:val="subscript"/>
-        </w:rPr>
-        <w:t>4</w:t>
-      </w:r>
+        <w:t>，</w:t>
+      </w:r>
+      <m:oMath>
+        <m:r>
+          <m:t>X</m:t>
+        </m:r>
+        <m:r>
+          <m:t>e</m:t>
+        </m:r>
+        <m:sSub>
+          <m:e>
+            <m:r>
+              <m:t>O</m:t>
+            </m:r>
+          </m:e>
+          <m:sub>
+            <m:r>
+              <m:t>4</m:t>
+            </m:r>
+          </m:sub>
+        </m:sSub>
+      </m:oMath>
       <w:r>
         <w:rPr>
           <w:rFonts w:ascii="Times New Roman" w:hAnsi="Times New Roman" w:eastAsia="Times New Roman" w:cs="Times New Roman"/>
@@ -12690,15 +13241,25 @@
               <w:rPr>
                 <w:rFonts w:ascii="Times New Roman" w:hAnsi="Times New Roman" w:eastAsia="Times New Roman" w:cs="Times New Roman"/>
               </w:rPr>
-              <w:t xml:space="preserve"> SO</w:t>
+              <w:t xml:space="preserve"> </w:t>
             </w:r>
-            <w:r>
-              <w:rPr>
-                <w:rFonts w:ascii="Times New Roman" w:hAnsi="Times New Roman" w:eastAsia="Times New Roman" w:cs="Times New Roman"/>
-                <w:vertAlign w:val="subscript"/>
-              </w:rPr>
-              <w:t>2</w:t>
-            </w:r>
+            <m:oMath>
+              <m:r>
+                <m:t>S</m:t>
+              </m:r>
+              <m:sSub>
+                <m:e>
+                  <m:r>
+                    <m:t>O</m:t>
+                  </m:r>
+                </m:e>
+                <m:sub>
+                  <m:r>
+                    <m:t>2</m:t>
+                  </m:r>
+                </m:sub>
+              </m:sSub>
+            </m:oMath>
             <w:r>
               <w:rPr>
                 <w:rFonts w:ascii="Times New Roman" w:hAnsi="Times New Roman" w:eastAsia="Times New Roman" w:cs="Times New Roman"/>
@@ -13613,15 +14174,28 @@
         <w:rPr>
           <w:rFonts w:ascii="Times New Roman" w:hAnsi="Times New Roman" w:eastAsia="Times New Roman" w:cs="Times New Roman"/>
         </w:rPr>
-        <w:t>2 mol I</w:t>
-      </w:r>
-      <w:r>
-        <w:rPr>
-          <w:rFonts w:ascii="Times New Roman" w:hAnsi="Times New Roman" w:eastAsia="Times New Roman" w:cs="Times New Roman"/>
-          <w:vertAlign w:val="subscript"/>
-        </w:rPr>
-        <w:t>2</w:t>
-      </w:r>
+        <w:t xml:space="preserve">2 mol</w:t>
+      </w:r>
+      <w:r>
+        <w:rPr>
+          <w:rFonts w:ascii="Times New Roman" w:hAnsi="Times New Roman" w:eastAsia="Times New Roman" w:cs="Times New Roman"/>
+        </w:rPr>
+        <w:t xml:space="preserve"> </w:t>
+      </w:r>
+      <m:oMath>
+        <m:sSub>
+          <m:e>
+            <m:r>
+              <m:t>I</m:t>
+            </m:r>
+          </m:e>
+          <m:sub>
+            <m:r>
+              <m:t>2</m:t>
+            </m:r>
+          </m:sub>
+        </m:sSub>
+      </m:oMath>
       <w:r>
         <w:rPr>
           <w:rFonts w:ascii="Times New Roman" w:hAnsi="Times New Roman" w:eastAsia="Times New Roman" w:cs="Times New Roman"/>
@@ -14090,15 +14664,22 @@
         <w:rPr>
           <w:rFonts w:ascii="Times New Roman" w:hAnsi="Times New Roman" w:eastAsia="Times New Roman" w:cs="Times New Roman"/>
         </w:rPr>
-        <w:t xml:space="preserve"> I</w:t>
-      </w:r>
-      <w:r>
-        <w:rPr>
-          <w:rFonts w:ascii="Times New Roman" w:hAnsi="Times New Roman" w:eastAsia="Times New Roman" w:cs="Times New Roman"/>
-          <w:vertAlign w:val="subscript"/>
-        </w:rPr>
-        <w:t>2</w:t>
-      </w:r>
+        <w:t xml:space="preserve"> </w:t>
+      </w:r>
+      <m:oMath>
+        <m:sSub>
+          <m:e>
+            <m:r>
+              <m:t>I</m:t>
+            </m:r>
+          </m:e>
+          <m:sub>
+            <m:r>
+              <m:t>2</m:t>
+            </m:r>
+          </m:sub>
+        </m:sSub>
+      </m:oMath>
       <w:r>
         <w:rPr>
           <w:rFonts w:ascii="Times New Roman" w:hAnsi="Times New Roman" w:eastAsia="Times New Roman" w:cs="Times New Roman"/>
@@ -18252,7 +18833,7 @@
     <ns0:name ns0:val="Verbatim Char"/>
     <ns0:basedOn ns0:val="BodyTextChar"/>
     <ns0:rPr>
-      <ns0:rFonts ns0:ascii="Times New Roman" ns0:cs="Times New Roman" ns0:eastAsia="FangSong" ns0:hAnsi="Times New Roman"/>
+      <ns0:rFonts ns0:ascii="SimSun" ns0:cs="SimSun" ns0:eastAsia="SimSun" ns0:hAnsi="SimSun"/>
       <ns0:b ns0:val="0"/>
       <ns0:sz ns0:val="20"/>
     </ns0:rPr>
@@ -18306,7 +18887,7 @@
       <w:wordWrap w:val="off"/>
     </w:pPr>
     <ns0:rPr>
-      <w:rFonts ns0:ascii="Times New Roman" ns0:hAnsi="Times New Roman" ns0:eastAsia="FangSong" ns0:cs="Times New Roman"/>
+      <w:rFonts ns0:ascii="SimSun" ns0:hAnsi="SimSun" ns0:eastAsia="SimSun" ns0:cs="SimSun"/>
     </ns0:rPr>
   </w:style>
   <w:style w:type="character" w:customStyle="1" w:styleId="KeywordTok">

--- a/00-首页/题组Word/专项卷/一分册/专项卷VIII-学生版.docx
+++ b/00-首页/题组Word/专项卷/一分册/专项卷VIII-学生版.docx
@@ -690,6 +690,16 @@
         </w:rPr>
         <w:t>能解决目前人类汽油短缺问题</w:t>
       </w:r>
+    </w:p>
+    <w:p>
+      <w:pPr>
+        <w:spacing w:before="0" w:after="0"/>
+      </w:pPr>
+    </w:p>
+    <w:p>
+      <w:pPr>
+        <w:spacing w:before="0" w:after="0"/>
+      </w:pPr>
     </w:p>
     <w:bookmarkEnd w:id="10"/>
     <w:bookmarkStart w:id="11" w:name="第-2-题"/>
@@ -2028,6 +2038,46 @@
         <w:t xml:space="preserve">）。</w:t>
       </w:r>
     </w:p>
+    <w:p>
+      <w:pPr>
+        <w:spacing w:before="0" w:after="0"/>
+      </w:pPr>
+    </w:p>
+    <w:p>
+      <w:pPr>
+        <w:spacing w:before="0" w:after="0"/>
+      </w:pPr>
+    </w:p>
+    <w:p>
+      <w:pPr>
+        <w:spacing w:before="0" w:after="0"/>
+      </w:pPr>
+    </w:p>
+    <w:p>
+      <w:pPr>
+        <w:spacing w:before="0" w:after="0"/>
+      </w:pPr>
+    </w:p>
+    <w:p>
+      <w:pPr>
+        <w:spacing w:before="0" w:after="0"/>
+      </w:pPr>
+    </w:p>
+    <w:p>
+      <w:pPr>
+        <w:spacing w:before="0" w:after="0"/>
+      </w:pPr>
+    </w:p>
+    <w:p>
+      <w:pPr>
+        <w:spacing w:before="0" w:after="0"/>
+      </w:pPr>
+    </w:p>
+    <w:p>
+      <w:pPr>
+        <w:spacing w:before="0" w:after="0"/>
+      </w:pPr>
+    </w:p>
     <w:bookmarkEnd w:id="11"/>
     <w:bookmarkStart w:id="15" w:name="第-3-题"/>
     <w:p>
@@ -2205,7 +2255,7 @@
         </w:rPr>
         <w:drawing>
           <wp:inline>
-            <wp:extent cx="3600000" cy="1378461"/>
+            <wp:extent cx="3599999" cy="1378461"/>
             <wp:effectExtent b="0" l="0" r="0" t="0"/>
             <wp:docPr descr="" title="" id="13" name="Picture"/>
             <a:graphic>
@@ -2226,7 +2276,7 @@
                   <pic:spPr bwMode="auto">
                     <a:xfrm>
                       <a:off x="0" y="0"/>
-                      <a:ext cx="3600000" cy="1378461"/>
+                      <a:ext cx="3599999" cy="1378461"/>
                     </a:xfrm>
                     <a:prstGeom prst="rect">
                       <a:avLst/>
@@ -2415,6 +2465,16 @@
         <w:t xml:space="preserve"> ____ 。</w:t>
       </w:r>
     </w:p>
+    <w:p>
+      <w:pPr>
+        <w:spacing w:before="0" w:after="0"/>
+      </w:pPr>
+    </w:p>
+    <w:p>
+      <w:pPr>
+        <w:spacing w:before="0" w:after="0"/>
+      </w:pPr>
+    </w:p>
     <w:bookmarkEnd w:id="15"/>
     <w:bookmarkStart w:id="16" w:name="第-4-题"/>
     <w:p>
@@ -2894,6 +2954,8 @@
     <w:p>
       <w:pPr>
         <w:pStyle w:val="FirstParagraph"/>
+        <w:ind w:left="480" w:hanging="480"/>
+        <w:spacing w:after="0"/>
       </w:pPr>
       <w:r>
         <w:rPr>
@@ -2996,7 +3058,20 @@
         <w:rPr>
           <w:rFonts w:ascii="Times New Roman" w:hAnsi="Times New Roman" w:eastAsia="Times New Roman" w:cs="Times New Roman"/>
         </w:rPr>
-        <w:t xml:space="preserve">　B.</w:t>
+        <w:t xml:space="preserve">　</w:t>
+      </w:r>
+    </w:p>
+    <w:p>
+      <w:pPr>
+        <w:pStyle w:val="FirstParagraph"/>
+        <w:ind w:left="480" w:hanging="480"/>
+        <w:spacing w:before="0" w:after="0"/>
+      </w:pPr>
+      <w:r>
+        <w:rPr>
+          <w:rFonts w:ascii="Times New Roman" w:hAnsi="Times New Roman" w:eastAsia="Times New Roman" w:cs="Times New Roman"/>
+        </w:rPr>
+        <w:t xml:space="preserve">B.</w:t>
       </w:r>
       <w:r>
         <w:rPr>
@@ -3090,7 +3165,20 @@
         <w:rPr>
           <w:rFonts w:ascii="Times New Roman" w:hAnsi="Times New Roman" w:eastAsia="Times New Roman" w:cs="Times New Roman"/>
         </w:rPr>
-        <w:t xml:space="preserve">　C.</w:t>
+        <w:t xml:space="preserve">　</w:t>
+      </w:r>
+    </w:p>
+    <w:p>
+      <w:pPr>
+        <w:pStyle w:val="FirstParagraph"/>
+        <w:ind w:left="480" w:hanging="480"/>
+        <w:spacing w:before="0" w:after="0"/>
+      </w:pPr>
+      <w:r>
+        <w:rPr>
+          <w:rFonts w:ascii="Times New Roman" w:hAnsi="Times New Roman" w:eastAsia="Times New Roman" w:cs="Times New Roman"/>
+        </w:rPr>
+        <w:t xml:space="preserve">C.</w:t>
       </w:r>
       <w:r>
         <w:rPr>
@@ -3182,7 +3270,20 @@
         <w:rPr>
           <w:rFonts w:ascii="Times New Roman" w:hAnsi="Times New Roman" w:eastAsia="Times New Roman" w:cs="Times New Roman"/>
         </w:rPr>
-        <w:t xml:space="preserve">　D.</w:t>
+        <w:t xml:space="preserve">　</w:t>
+      </w:r>
+    </w:p>
+    <w:p>
+      <w:pPr>
+        <w:pStyle w:val="FirstParagraph"/>
+        <w:ind w:left="480" w:hanging="480"/>
+        <w:spacing w:before="0" w:after="180"/>
+      </w:pPr>
+      <w:r>
+        <w:rPr>
+          <w:rFonts w:ascii="Times New Roman" w:hAnsi="Times New Roman" w:eastAsia="Times New Roman" w:cs="Times New Roman"/>
+        </w:rPr>
+        <w:t xml:space="preserve">D.</w:t>
       </w:r>
       <w:r>
         <w:rPr>
@@ -3270,6 +3371,16 @@
           </m:sup>
         </m:sSup>
       </m:oMath>
+    </w:p>
+    <w:p>
+      <w:pPr>
+        <w:spacing w:before="0" w:after="0"/>
+      </w:pPr>
+    </w:p>
+    <w:p>
+      <w:pPr>
+        <w:spacing w:before="0" w:after="0"/>
+      </w:pPr>
     </w:p>
     <w:bookmarkEnd w:id="16"/>
     <w:bookmarkStart w:id="17" w:name="第-5-题"/>
@@ -3562,6 +3673,46 @@
         </w:rPr>
         <w:t xml:space="preserve"> ____。</w:t>
       </w:r>
+    </w:p>
+    <w:p>
+      <w:pPr>
+        <w:spacing w:before="0" w:after="0"/>
+      </w:pPr>
+    </w:p>
+    <w:p>
+      <w:pPr>
+        <w:spacing w:before="0" w:after="0"/>
+      </w:pPr>
+    </w:p>
+    <w:p>
+      <w:pPr>
+        <w:spacing w:before="0" w:after="0"/>
+      </w:pPr>
+    </w:p>
+    <w:p>
+      <w:pPr>
+        <w:spacing w:before="0" w:after="0"/>
+      </w:pPr>
+    </w:p>
+    <w:p>
+      <w:pPr>
+        <w:spacing w:before="0" w:after="0"/>
+      </w:pPr>
+    </w:p>
+    <w:p>
+      <w:pPr>
+        <w:spacing w:before="0" w:after="0"/>
+      </w:pPr>
+    </w:p>
+    <w:p>
+      <w:pPr>
+        <w:spacing w:before="0" w:after="0"/>
+      </w:pPr>
+    </w:p>
+    <w:p>
+      <w:pPr>
+        <w:spacing w:before="0" w:after="0"/>
+      </w:pPr>
     </w:p>
     <w:bookmarkEnd w:id="17"/>
     <w:bookmarkStart w:id="18" w:name="第-6-题"/>
@@ -4578,6 +4729,31 @@
         <w:t>。</w:t>
       </w:r>
     </w:p>
+    <w:p>
+      <w:pPr>
+        <w:spacing w:before="0" w:after="0"/>
+      </w:pPr>
+    </w:p>
+    <w:p>
+      <w:pPr>
+        <w:spacing w:before="0" w:after="0"/>
+      </w:pPr>
+    </w:p>
+    <w:p>
+      <w:pPr>
+        <w:spacing w:before="0" w:after="0"/>
+      </w:pPr>
+    </w:p>
+    <w:p>
+      <w:pPr>
+        <w:spacing w:before="0" w:after="0"/>
+      </w:pPr>
+    </w:p>
+    <w:p>
+      <w:pPr>
+        <w:spacing w:before="0" w:after="0"/>
+      </w:pPr>
+    </w:p>
     <w:bookmarkEnd w:id="18"/>
     <w:bookmarkStart w:id="22" w:name="第-7-题"/>
     <w:p>
@@ -4929,7 +5105,7 @@
         </w:rPr>
         <w:drawing>
           <wp:inline>
-            <wp:extent cx="2400300" cy="2933700"/>
+            <wp:extent cx="2400300" cy="2844800"/>
             <wp:effectExtent b="0" l="0" r="0" t="0"/>
             <wp:docPr descr="" title="" id="20" name="Picture"/>
             <a:graphic>
@@ -4950,7 +5126,7 @@
                   <pic:spPr bwMode="auto">
                     <a:xfrm>
                       <a:off x="0" y="0"/>
-                      <a:ext cx="2400300" cy="2933700"/>
+                      <a:ext cx="2400300" cy="2844800"/>
                     </a:xfrm>
                     <a:prstGeom prst="rect">
                       <a:avLst/>
@@ -4969,6 +5145,31 @@
         </w:drawing>
       </w:r>
     </w:p>
+    <w:p>
+      <w:pPr>
+        <w:spacing w:before="0" w:after="0"/>
+      </w:pPr>
+    </w:p>
+    <w:p>
+      <w:pPr>
+        <w:spacing w:before="0" w:after="0"/>
+      </w:pPr>
+    </w:p>
+    <w:p>
+      <w:pPr>
+        <w:spacing w:before="0" w:after="0"/>
+      </w:pPr>
+    </w:p>
+    <w:p>
+      <w:pPr>
+        <w:spacing w:before="0" w:after="0"/>
+      </w:pPr>
+    </w:p>
+    <w:p>
+      <w:pPr>
+        <w:spacing w:before="0" w:after="0"/>
+      </w:pPr>
+    </w:p>
     <w:bookmarkEnd w:id="22"/>
     <w:bookmarkStart w:id="23" w:name="第-8-题"/>
     <w:p>
@@ -5468,6 +5669,31 @@
         <w:t>。</w:t>
       </w:r>
     </w:p>
+    <w:p>
+      <w:pPr>
+        <w:spacing w:before="0" w:after="0"/>
+      </w:pPr>
+    </w:p>
+    <w:p>
+      <w:pPr>
+        <w:spacing w:before="0" w:after="0"/>
+      </w:pPr>
+    </w:p>
+    <w:p>
+      <w:pPr>
+        <w:spacing w:before="0" w:after="0"/>
+      </w:pPr>
+    </w:p>
+    <w:p>
+      <w:pPr>
+        <w:spacing w:before="0" w:after="0"/>
+      </w:pPr>
+    </w:p>
+    <w:p>
+      <w:pPr>
+        <w:spacing w:before="0" w:after="0"/>
+      </w:pPr>
+    </w:p>
     <w:bookmarkEnd w:id="23"/>
     <w:bookmarkStart w:id="24" w:name="第-9-题"/>
     <w:p>
@@ -6468,6 +6694,46 @@
         <w:t>）</w:t>
       </w:r>
     </w:p>
+    <w:p>
+      <w:pPr>
+        <w:spacing w:before="0" w:after="0"/>
+      </w:pPr>
+    </w:p>
+    <w:p>
+      <w:pPr>
+        <w:spacing w:before="0" w:after="0"/>
+      </w:pPr>
+    </w:p>
+    <w:p>
+      <w:pPr>
+        <w:spacing w:before="0" w:after="0"/>
+      </w:pPr>
+    </w:p>
+    <w:p>
+      <w:pPr>
+        <w:spacing w:before="0" w:after="0"/>
+      </w:pPr>
+    </w:p>
+    <w:p>
+      <w:pPr>
+        <w:spacing w:before="0" w:after="0"/>
+      </w:pPr>
+    </w:p>
+    <w:p>
+      <w:pPr>
+        <w:spacing w:before="0" w:after="0"/>
+      </w:pPr>
+    </w:p>
+    <w:p>
+      <w:pPr>
+        <w:spacing w:before="0" w:after="0"/>
+      </w:pPr>
+    </w:p>
+    <w:p>
+      <w:pPr>
+        <w:spacing w:before="0" w:after="0"/>
+      </w:pPr>
+    </w:p>
     <w:bookmarkEnd w:id="25"/>
     <w:bookmarkStart w:id="26" w:name="第-10-题"/>
     <w:p>
@@ -6682,6 +6948,8 @@
     <w:p>
       <w:pPr>
         <w:pStyle w:val="BodyText"/>
+        <w:ind w:left="480" w:hanging="480"/>
+        <w:spacing w:after="0"/>
       </w:pPr>
       <w:r>
         <w:rPr>
@@ -6699,7 +6967,20 @@
         <w:rPr>
           <w:rFonts w:ascii="Times New Roman" w:hAnsi="Times New Roman" w:eastAsia="Times New Roman" w:cs="Times New Roman"/>
         </w:rPr>
-        <w:t xml:space="preserve">　　B. 6 </w:t>
+        <w:t xml:space="preserve">　　</w:t>
+      </w:r>
+    </w:p>
+    <w:p>
+      <w:pPr>
+        <w:pStyle w:val="BodyText"/>
+        <w:ind w:left="480" w:hanging="480"/>
+        <w:spacing w:before="0" w:after="0"/>
+      </w:pPr>
+      <w:r>
+        <w:rPr>
+          <w:rFonts w:ascii="Times New Roman" w:hAnsi="Times New Roman" w:eastAsia="Times New Roman" w:cs="Times New Roman"/>
+        </w:rPr>
+        <w:t xml:space="preserve">B. 6 </w:t>
       </w:r>
       <w:r>
         <w:rPr>
@@ -6711,7 +6992,20 @@
         <w:rPr>
           <w:rFonts w:ascii="Times New Roman" w:hAnsi="Times New Roman" w:eastAsia="Times New Roman" w:cs="Times New Roman"/>
         </w:rPr>
-        <w:t xml:space="preserve">　　C. 9 </w:t>
+        <w:t xml:space="preserve">　　</w:t>
+      </w:r>
+    </w:p>
+    <w:p>
+      <w:pPr>
+        <w:pStyle w:val="BodyText"/>
+        <w:ind w:left="480" w:hanging="480"/>
+        <w:spacing w:before="0" w:after="0"/>
+      </w:pPr>
+      <w:r>
+        <w:rPr>
+          <w:rFonts w:ascii="Times New Roman" w:hAnsi="Times New Roman" w:eastAsia="Times New Roman" w:cs="Times New Roman"/>
+        </w:rPr>
+        <w:t xml:space="preserve">C. 9 </w:t>
       </w:r>
       <w:r>
         <w:rPr>
@@ -6723,7 +7017,20 @@
         <w:rPr>
           <w:rFonts w:ascii="Times New Roman" w:hAnsi="Times New Roman" w:eastAsia="Times New Roman" w:cs="Times New Roman"/>
         </w:rPr>
-        <w:t xml:space="preserve">　　D. 12 </w:t>
+        <w:t xml:space="preserve">　　</w:t>
+      </w:r>
+    </w:p>
+    <w:p>
+      <w:pPr>
+        <w:pStyle w:val="BodyText"/>
+        <w:ind w:left="480" w:hanging="480"/>
+        <w:spacing w:before="0" w:after="180"/>
+      </w:pPr>
+      <w:r>
+        <w:rPr>
+          <w:rFonts w:ascii="Times New Roman" w:hAnsi="Times New Roman" w:eastAsia="Times New Roman" w:cs="Times New Roman"/>
+        </w:rPr>
+        <w:t xml:space="preserve">D. 12 </w:t>
       </w:r>
       <w:r>
         <w:rPr>
@@ -6731,6 +7038,16 @@
         </w:rPr>
         <w:t xml:space="preserve">种</w:t>
       </w:r>
+    </w:p>
+    <w:p>
+      <w:pPr>
+        <w:spacing w:before="0" w:after="0"/>
+      </w:pPr>
+    </w:p>
+    <w:p>
+      <w:pPr>
+        <w:spacing w:before="0" w:after="0"/>
+      </w:pPr>
     </w:p>
     <w:bookmarkEnd w:id="26"/>
     <w:bookmarkStart w:id="27" w:name="第-11-题"/>
@@ -7391,6 +7708,45 @@
       </w:r>
     </w:p>
     <w:p>
+      <w:pPr/>
+      <w:r>
+        <w:rPr>
+          <w:rFonts w:ascii="Times New Roman" w:hAnsi="Times New Roman" w:eastAsia="Times New Roman" w:cs="Times New Roman"/>
+        </w:rPr>
+        <w:t xml:space="preserve">A、H、J </w:t>
+      </w:r>
+      <w:r>
+        <w:rPr>
+          <w:rFonts w:hint="eastAsia" w:ascii="Times New Roman" w:hAnsi="Times New Roman" w:eastAsia="FangSong" w:cs="Times New Roman"/>
+        </w:rPr>
+        <w:t>对应离子的半径由大到小的顺序是</w:t>
+      </w:r>
+      <w:r>
+        <w:rPr>
+          <w:rFonts w:hint="eastAsia" w:ascii="Times New Roman" w:hAnsi="Times New Roman" w:eastAsia="Times New Roman" w:cs="Times New Roman"/>
+        </w:rPr>
+        <w:t>(</w:t>
+      </w:r>
+      <w:r>
+        <w:rPr>
+          <w:rFonts w:hint="eastAsia" w:ascii="Times New Roman" w:hAnsi="Times New Roman" w:eastAsia="FangSong" w:cs="Times New Roman"/>
+        </w:rPr>
+        <w:t>填离子符号</w:t>
+      </w:r>
+      <w:r>
+        <w:rPr>
+          <w:rFonts w:hint="eastAsia" w:ascii="Times New Roman" w:hAnsi="Times New Roman" w:eastAsia="Times New Roman" w:cs="Times New Roman"/>
+        </w:rPr>
+        <w:t>)</w:t>
+      </w:r>
+      <w:r>
+        <w:rPr>
+          <w:rFonts w:ascii="Times New Roman" w:hAnsi="Times New Roman" w:eastAsia="Times New Roman" w:cs="Times New Roman"/>
+        </w:rPr>
+        <w:t xml:space="preserve"> ____。</w:t>
+      </w:r>
+    </w:p>
+    <w:p>
       <w:pPr>
         <w:numPr>
           <w:ilvl w:val="0"/>
@@ -7401,31 +7757,25 @@
         <w:rPr>
           <w:rFonts w:ascii="Times New Roman" w:hAnsi="Times New Roman" w:eastAsia="Times New Roman" w:cs="Times New Roman"/>
         </w:rPr>
-        <w:t xml:space="preserve">A、H、J </w:t>
-      </w:r>
-      <w:r>
-        <w:rPr>
-          <w:rFonts w:hint="eastAsia" w:ascii="Times New Roman" w:hAnsi="Times New Roman" w:eastAsia="FangSong" w:cs="Times New Roman"/>
-        </w:rPr>
-        <w:t>对应离子的半径由大到小的顺序是</w:t>
-      </w:r>
-      <w:r>
-        <w:rPr>
-          <w:rFonts w:hint="eastAsia" w:ascii="Times New Roman" w:hAnsi="Times New Roman" w:eastAsia="Times New Roman" w:cs="Times New Roman"/>
-        </w:rPr>
-        <w:t>(</w:t>
-      </w:r>
-      <w:r>
-        <w:rPr>
-          <w:rFonts w:hint="eastAsia" w:ascii="Times New Roman" w:hAnsi="Times New Roman" w:eastAsia="FangSong" w:cs="Times New Roman"/>
-        </w:rPr>
-        <w:t>填离子符号</w:t>
-      </w:r>
-      <w:r>
-        <w:rPr>
-          <w:rFonts w:hint="eastAsia" w:ascii="Times New Roman" w:hAnsi="Times New Roman" w:eastAsia="Times New Roman" w:cs="Times New Roman"/>
-        </w:rPr>
-        <w:t>)</w:t>
+        <w:t xml:space="preserve">A </w:t>
+      </w:r>
+      <w:r>
+        <w:rPr>
+          <w:rFonts w:hint="eastAsia" w:ascii="Times New Roman" w:hAnsi="Times New Roman" w:eastAsia="FangSong" w:cs="Times New Roman"/>
+        </w:rPr>
+        <w:t xml:space="preserve">与</w:t>
+      </w:r>
+      <w:r>
+        <w:rPr>
+          <w:rFonts w:ascii="Times New Roman" w:hAnsi="Times New Roman" w:eastAsia="Times New Roman" w:cs="Times New Roman"/>
+        </w:rPr>
+        <w:t xml:space="preserve"> J </w:t>
+      </w:r>
+      <w:r>
+        <w:rPr>
+          <w:rFonts w:hint="eastAsia" w:ascii="Times New Roman" w:hAnsi="Times New Roman" w:eastAsia="FangSong" w:cs="Times New Roman"/>
+        </w:rPr>
+        <w:t xml:space="preserve">所形成的化合物的晶体类型是</w:t>
       </w:r>
       <w:r>
         <w:rPr>
@@ -7445,25 +7795,26 @@
         <w:rPr>
           <w:rFonts w:ascii="Times New Roman" w:hAnsi="Times New Roman" w:eastAsia="Times New Roman" w:cs="Times New Roman"/>
         </w:rPr>
-        <w:t xml:space="preserve">A </w:t>
-      </w:r>
-      <w:r>
-        <w:rPr>
-          <w:rFonts w:hint="eastAsia" w:ascii="Times New Roman" w:hAnsi="Times New Roman" w:eastAsia="FangSong" w:cs="Times New Roman"/>
-        </w:rPr>
-        <w:t xml:space="preserve">与</w:t>
-      </w:r>
-      <w:r>
-        <w:rPr>
-          <w:rFonts w:ascii="Times New Roman" w:hAnsi="Times New Roman" w:eastAsia="Times New Roman" w:cs="Times New Roman"/>
-        </w:rPr>
-        <w:t xml:space="preserve"> J </w:t>
-      </w:r>
-      <w:r>
-        <w:rPr>
-          <w:rFonts w:hint="eastAsia" w:ascii="Times New Roman" w:hAnsi="Times New Roman" w:eastAsia="FangSong" w:cs="Times New Roman"/>
-        </w:rPr>
-        <w:t xml:space="preserve">所形成的化合物的晶体类型是</w:t>
+        <w:t>DB</w:t>
+      </w:r>
+      <w:r>
+        <w:rPr>
+          <w:rFonts w:ascii="Times New Roman" w:hAnsi="Times New Roman" w:eastAsia="Times New Roman" w:cs="Times New Roman"/>
+          <w:vertAlign w:val="subscript"/>
+        </w:rPr>
+        <w:t>2</w:t>
+      </w:r>
+      <w:r>
+        <w:rPr>
+          <w:rFonts w:ascii="Times New Roman" w:hAnsi="Times New Roman" w:eastAsia="Times New Roman" w:cs="Times New Roman"/>
+        </w:rPr>
+        <w:t xml:space="preserve"> </w:t>
+      </w:r>
+      <w:r>
+        <w:rPr>
+          <w:rFonts w:hint="eastAsia" w:ascii="Times New Roman" w:hAnsi="Times New Roman" w:eastAsia="FangSong" w:cs="Times New Roman"/>
+        </w:rPr>
+        <w:t xml:space="preserve">的结构式</w:t>
       </w:r>
       <w:r>
         <w:rPr>
@@ -7481,28 +7832,51 @@
       </w:pPr>
       <w:r>
         <w:rPr>
-          <w:rFonts w:ascii="Times New Roman" w:hAnsi="Times New Roman" w:eastAsia="Times New Roman" w:cs="Times New Roman"/>
-        </w:rPr>
-        <w:t>DB</w:t>
-      </w:r>
-      <w:r>
-        <w:rPr>
-          <w:rFonts w:ascii="Times New Roman" w:hAnsi="Times New Roman" w:eastAsia="Times New Roman" w:cs="Times New Roman"/>
-          <w:vertAlign w:val="subscript"/>
-        </w:rPr>
-        <w:t>2</w:t>
-      </w:r>
-      <w:r>
-        <w:rPr>
-          <w:rFonts w:ascii="Times New Roman" w:hAnsi="Times New Roman" w:eastAsia="Times New Roman" w:cs="Times New Roman"/>
-        </w:rPr>
-        <w:t xml:space="preserve"> </w:t>
-      </w:r>
-      <w:r>
-        <w:rPr>
-          <w:rFonts w:hint="eastAsia" w:ascii="Times New Roman" w:hAnsi="Times New Roman" w:eastAsia="FangSong" w:cs="Times New Roman"/>
-        </w:rPr>
-        <w:t xml:space="preserve">的结构式</w:t>
+          <w:rFonts w:hint="eastAsia" w:ascii="Times New Roman" w:hAnsi="Times New Roman" w:eastAsia="FangSong" w:cs="Times New Roman"/>
+        </w:rPr>
+        <w:t xml:space="preserve">过量的</w:t>
+      </w:r>
+      <w:r>
+        <w:rPr>
+          <w:rFonts w:ascii="Times New Roman" w:hAnsi="Times New Roman" w:eastAsia="Times New Roman" w:cs="Times New Roman"/>
+        </w:rPr>
+        <w:t xml:space="preserve"> D </w:t>
+      </w:r>
+      <w:r>
+        <w:rPr>
+          <w:rFonts w:hint="eastAsia" w:ascii="Times New Roman" w:hAnsi="Times New Roman" w:eastAsia="FangSong" w:cs="Times New Roman"/>
+        </w:rPr>
+        <w:t xml:space="preserve">的最高价氧化物与一定量的</w:t>
+      </w:r>
+      <w:r>
+        <w:rPr>
+          <w:rFonts w:ascii="Times New Roman" w:hAnsi="Times New Roman" w:eastAsia="Times New Roman" w:cs="Times New Roman"/>
+        </w:rPr>
+        <w:t xml:space="preserve"> J </w:t>
+      </w:r>
+      <w:r>
+        <w:rPr>
+          <w:rFonts w:hint="eastAsia" w:ascii="Times New Roman" w:hAnsi="Times New Roman" w:eastAsia="FangSong" w:cs="Times New Roman"/>
+        </w:rPr>
+        <w:t xml:space="preserve">的最高价氧化物对应水化物</w:t>
+      </w:r>
+      <w:r>
+        <w:rPr>
+          <w:rFonts w:ascii="Times New Roman" w:hAnsi="Times New Roman" w:eastAsia="Times New Roman" w:cs="Times New Roman"/>
+        </w:rPr>
+        <w:t xml:space="preserve"> X </w:t>
+      </w:r>
+      <w:r>
+        <w:rPr>
+          <w:rFonts w:hint="eastAsia" w:ascii="Times New Roman" w:hAnsi="Times New Roman" w:eastAsia="FangSong" w:cs="Times New Roman"/>
+        </w:rPr>
+        <w:t>的溶液发生反应的离子方程式</w:t>
+      </w:r>
+      <w:r>
+        <w:rPr>
+          <w:rFonts w:hint="eastAsia" w:ascii="Times New Roman" w:hAnsi="Times New Roman" w:eastAsia="Times New Roman" w:cs="Times New Roman"/>
+        </w:rPr>
+        <w:t>:</w:t>
       </w:r>
       <w:r>
         <w:rPr>
@@ -7513,65 +7887,13 @@
     </w:p>
     <w:p>
       <w:pPr>
-        <w:numPr>
-          <w:ilvl w:val="0"/>
-          <w:numId w:val="1013"/>
-        </w:numPr>
-      </w:pPr>
-      <w:r>
-        <w:rPr>
-          <w:rFonts w:hint="eastAsia" w:ascii="Times New Roman" w:hAnsi="Times New Roman" w:eastAsia="FangSong" w:cs="Times New Roman"/>
-        </w:rPr>
-        <w:t xml:space="preserve">过量的</w:t>
-      </w:r>
-      <w:r>
-        <w:rPr>
-          <w:rFonts w:ascii="Times New Roman" w:hAnsi="Times New Roman" w:eastAsia="Times New Roman" w:cs="Times New Roman"/>
-        </w:rPr>
-        <w:t xml:space="preserve"> D </w:t>
-      </w:r>
-      <w:r>
-        <w:rPr>
-          <w:rFonts w:hint="eastAsia" w:ascii="Times New Roman" w:hAnsi="Times New Roman" w:eastAsia="FangSong" w:cs="Times New Roman"/>
-        </w:rPr>
-        <w:t xml:space="preserve">的最高价氧化物与一定量的</w:t>
-      </w:r>
-      <w:r>
-        <w:rPr>
-          <w:rFonts w:ascii="Times New Roman" w:hAnsi="Times New Roman" w:eastAsia="Times New Roman" w:cs="Times New Roman"/>
-        </w:rPr>
-        <w:t xml:space="preserve"> J </w:t>
-      </w:r>
-      <w:r>
-        <w:rPr>
-          <w:rFonts w:hint="eastAsia" w:ascii="Times New Roman" w:hAnsi="Times New Roman" w:eastAsia="FangSong" w:cs="Times New Roman"/>
-        </w:rPr>
-        <w:t xml:space="preserve">的最高价氧化物对应水化物</w:t>
-      </w:r>
-      <w:r>
-        <w:rPr>
-          <w:rFonts w:ascii="Times New Roman" w:hAnsi="Times New Roman" w:eastAsia="Times New Roman" w:cs="Times New Roman"/>
-        </w:rPr>
-        <w:t xml:space="preserve"> X </w:t>
-      </w:r>
-      <w:r>
-        <w:rPr>
-          <w:rFonts w:hint="eastAsia" w:ascii="Times New Roman" w:hAnsi="Times New Roman" w:eastAsia="FangSong" w:cs="Times New Roman"/>
-        </w:rPr>
-        <w:t>的溶液发生反应的离子方程式</w:t>
-      </w:r>
-      <w:r>
-        <w:rPr>
-          <w:rFonts w:hint="eastAsia" w:ascii="Times New Roman" w:hAnsi="Times New Roman" w:eastAsia="Times New Roman" w:cs="Times New Roman"/>
-        </w:rPr>
-        <w:t>:</w:t>
-      </w:r>
-      <w:r>
-        <w:rPr>
-          <w:rFonts w:ascii="Times New Roman" w:hAnsi="Times New Roman" w:eastAsia="Times New Roman" w:cs="Times New Roman"/>
-        </w:rPr>
-        <w:t xml:space="preserve"> ____。</w:t>
-      </w:r>
+        <w:spacing w:before="0" w:after="0"/>
+      </w:pPr>
+    </w:p>
+    <w:p>
+      <w:pPr>
+        <w:spacing w:before="0" w:after="0"/>
+      </w:pPr>
     </w:p>
     <w:bookmarkEnd w:id="27"/>
     <w:bookmarkStart w:id="28" w:name="第-12-题"/>
@@ -7752,6 +8074,31 @@
         </w:rPr>
         <w:t>____。</w:t>
       </w:r>
+    </w:p>
+    <w:p>
+      <w:pPr>
+        <w:spacing w:before="0" w:after="0"/>
+      </w:pPr>
+    </w:p>
+    <w:p>
+      <w:pPr>
+        <w:spacing w:before="0" w:after="0"/>
+      </w:pPr>
+    </w:p>
+    <w:p>
+      <w:pPr>
+        <w:spacing w:before="0" w:after="0"/>
+      </w:pPr>
+    </w:p>
+    <w:p>
+      <w:pPr>
+        <w:spacing w:before="0" w:after="0"/>
+      </w:pPr>
+    </w:p>
+    <w:p>
+      <w:pPr>
+        <w:spacing w:before="0" w:after="0"/>
+      </w:pPr>
     </w:p>
     <w:bookmarkEnd w:id="28"/>
     <w:bookmarkStart w:id="29" w:name="第-13-题"/>
@@ -8120,6 +8467,31 @@
         </w:rPr>
         <w:t>。</w:t>
       </w:r>
+    </w:p>
+    <w:p>
+      <w:pPr>
+        <w:spacing w:before="0" w:after="0"/>
+      </w:pPr>
+    </w:p>
+    <w:p>
+      <w:pPr>
+        <w:spacing w:before="0" w:after="0"/>
+      </w:pPr>
+    </w:p>
+    <w:p>
+      <w:pPr>
+        <w:spacing w:before="0" w:after="0"/>
+      </w:pPr>
+    </w:p>
+    <w:p>
+      <w:pPr>
+        <w:spacing w:before="0" w:after="0"/>
+      </w:pPr>
+    </w:p>
+    <w:p>
+      <w:pPr>
+        <w:spacing w:before="0" w:after="0"/>
+      </w:pPr>
     </w:p>
     <w:bookmarkEnd w:id="29"/>
     <w:bookmarkStart w:id="33" w:name="第-14-题"/>
@@ -8652,7 +9024,7 @@
         </w:rPr>
         <w:drawing>
           <wp:inline>
-            <wp:extent cx="3327400" cy="1943100"/>
+            <wp:extent cx="3327400" cy="1812591"/>
             <wp:effectExtent b="0" l="0" r="0" t="0"/>
             <wp:docPr descr="" title="" id="31" name="Picture"/>
             <a:graphic>
@@ -8673,7 +9045,7 @@
                   <pic:spPr bwMode="auto">
                     <a:xfrm>
                       <a:off x="0" y="0"/>
-                      <a:ext cx="3327400" cy="1943100"/>
+                      <a:ext cx="3327400" cy="1812591"/>
                     </a:xfrm>
                     <a:prstGeom prst="rect">
                       <a:avLst/>
@@ -8692,6 +9064,16 @@
         </w:drawing>
       </w:r>
     </w:p>
+    <w:p>
+      <w:pPr>
+        <w:spacing w:before="0" w:after="0"/>
+      </w:pPr>
+    </w:p>
+    <w:p>
+      <w:pPr>
+        <w:spacing w:before="0" w:after="0"/>
+      </w:pPr>
+    </w:p>
     <w:bookmarkEnd w:id="33"/>
     <w:bookmarkStart w:id="34" w:name="第-15-题"/>
     <w:p>
@@ -8988,6 +9370,8 @@
     <w:p>
       <w:pPr>
         <w:pStyle w:val="BodyText"/>
+        <w:ind w:left="480" w:hanging="480"/>
+        <w:spacing w:after="0"/>
       </w:pPr>
       <w:r>
         <w:rPr>
@@ -9050,7 +9434,20 @@
         <w:rPr>
           <w:rFonts w:ascii="Times New Roman" w:hAnsi="Times New Roman" w:eastAsia="Times New Roman" w:cs="Times New Roman"/>
         </w:rPr>
-        <w:t xml:space="preserve">　　B.</w:t>
+        <w:t xml:space="preserve">　　</w:t>
+      </w:r>
+    </w:p>
+    <w:p>
+      <w:pPr>
+        <w:pStyle w:val="BodyText"/>
+        <w:ind w:left="480" w:hanging="480"/>
+        <w:spacing w:before="0" w:after="0"/>
+      </w:pPr>
+      <w:r>
+        <w:rPr>
+          <w:rFonts w:ascii="Times New Roman" w:hAnsi="Times New Roman" w:eastAsia="Times New Roman" w:cs="Times New Roman"/>
+        </w:rPr>
+        <w:t xml:space="preserve">B.</w:t>
       </w:r>
       <w:r>
         <w:rPr>
@@ -9107,7 +9504,20 @@
         <w:rPr>
           <w:rFonts w:ascii="Times New Roman" w:hAnsi="Times New Roman" w:eastAsia="Times New Roman" w:cs="Times New Roman"/>
         </w:rPr>
-        <w:t xml:space="preserve">　　C.</w:t>
+        <w:t xml:space="preserve">　　</w:t>
+      </w:r>
+    </w:p>
+    <w:p>
+      <w:pPr>
+        <w:pStyle w:val="BodyText"/>
+        <w:ind w:left="480" w:hanging="480"/>
+        <w:spacing w:before="0" w:after="0"/>
+      </w:pPr>
+      <w:r>
+        <w:rPr>
+          <w:rFonts w:ascii="Times New Roman" w:hAnsi="Times New Roman" w:eastAsia="Times New Roman" w:cs="Times New Roman"/>
+        </w:rPr>
+        <w:t xml:space="preserve">C.</w:t>
       </w:r>
       <w:r>
         <w:rPr>
@@ -9164,7 +9574,20 @@
         <w:rPr>
           <w:rFonts w:ascii="Times New Roman" w:hAnsi="Times New Roman" w:eastAsia="Times New Roman" w:cs="Times New Roman"/>
         </w:rPr>
-        <w:t xml:space="preserve">　　D.</w:t>
+        <w:t xml:space="preserve">　　</w:t>
+      </w:r>
+    </w:p>
+    <w:p>
+      <w:pPr>
+        <w:pStyle w:val="BodyText"/>
+        <w:ind w:left="480" w:hanging="480"/>
+        <w:spacing w:before="0" w:after="180"/>
+      </w:pPr>
+      <w:r>
+        <w:rPr>
+          <w:rFonts w:ascii="Times New Roman" w:hAnsi="Times New Roman" w:eastAsia="Times New Roman" w:cs="Times New Roman"/>
+        </w:rPr>
+        <w:t xml:space="preserve">D.</w:t>
       </w:r>
       <w:r>
         <w:rPr>
@@ -9218,6 +9641,16 @@
         </m:sSubSup>
       </m:oMath>
     </w:p>
+    <w:p>
+      <w:pPr>
+        <w:spacing w:before="0" w:after="0"/>
+      </w:pPr>
+    </w:p>
+    <w:p>
+      <w:pPr>
+        <w:spacing w:before="0" w:after="0"/>
+      </w:pPr>
+    </w:p>
     <w:bookmarkEnd w:id="34"/>
     <w:bookmarkStart w:id="38" w:name="第-16-题"/>
     <w:p>
@@ -9484,7 +9917,7 @@
         </w:rPr>
         <w:drawing>
           <wp:inline>
-            <wp:extent cx="3600000" cy="1066666"/>
+            <wp:extent cx="3599998" cy="1066666"/>
             <wp:effectExtent b="0" l="0" r="0" t="0"/>
             <wp:docPr descr="" title="" id="36" name="Picture"/>
             <a:graphic>
@@ -9505,7 +9938,7 @@
                   <pic:spPr bwMode="auto">
                     <a:xfrm>
                       <a:off x="0" y="0"/>
-                      <a:ext cx="3600000" cy="1066666"/>
+                      <a:ext cx="3599998" cy="1066666"/>
                     </a:xfrm>
                     <a:prstGeom prst="rect">
                       <a:avLst/>
@@ -9958,287 +10391,13 @@
     </w:p>
     <w:p>
       <w:pPr>
-        <w:pStyle w:val="BlockText"/>
-      </w:pPr>
-      <w:r>
-        <w:rPr>
-          <w:rFonts w:hint="eastAsia" w:ascii="Times New Roman" w:hAnsi="Times New Roman" w:eastAsia="FangSong" w:cs="Times New Roman"/>
-          <w:b/>
-          <w:bCs/>
-        </w:rPr>
-        <w:t xml:space="preserve">校勘注</w:t>
-      </w:r>
-      <w:r>
-        <w:rPr>
-          <w:rFonts w:hint="eastAsia" w:ascii="Times New Roman" w:hAnsi="Times New Roman" w:eastAsia="Times New Roman" w:cs="Times New Roman"/>
-        </w:rPr>
-        <w:t>：</w:t>
-      </w:r>
-      <w:r>
-        <w:rPr>
-          <w:rFonts w:hint="eastAsia" w:ascii="Times New Roman" w:hAnsi="Times New Roman" w:eastAsia="FangSong" w:cs="Times New Roman"/>
-        </w:rPr>
-        <w:t>题面原书</w:t>
-      </w:r>
-      <w:r>
-        <w:rPr>
-          <w:rFonts w:ascii="Times New Roman" w:hAnsi="Times New Roman" w:eastAsia="Times New Roman" w:cs="Times New Roman"/>
-        </w:rPr>
-        <w:t xml:space="preserve"> </w:t>
-      </w:r>
-      <w:r>
-        <w:rPr>
-          <w:rFonts w:hint="eastAsia" w:ascii="Times New Roman" w:hAnsi="Times New Roman" w:eastAsia="Times New Roman" w:cs="Times New Roman"/>
-        </w:rPr>
-        <w:t>OCR「</w:t>
-      </w:r>
-      <w:r>
-        <w:rPr>
-          <w:rFonts w:hint="eastAsia" w:ascii="Times New Roman" w:hAnsi="Times New Roman" w:eastAsia="FangSong" w:cs="Times New Roman"/>
-        </w:rPr>
-        <w:t>生成氢气和硼烷</w:t>
-      </w:r>
-      <w:r>
-        <w:rPr>
-          <w:rFonts w:hint="eastAsia" w:ascii="Times New Roman" w:hAnsi="Times New Roman" w:eastAsia="Times New Roman" w:cs="Times New Roman"/>
-        </w:rPr>
-        <w:t>」→「</w:t>
-      </w:r>
-      <w:r>
-        <w:rPr>
-          <w:rFonts w:hint="eastAsia" w:ascii="Times New Roman" w:hAnsi="Times New Roman" w:eastAsia="FangSong" w:cs="Times New Roman"/>
-        </w:rPr>
-        <w:t>生成氢气和硼酸</w:t>
-      </w:r>
-      <w:r>
-        <w:rPr>
-          <w:rFonts w:hint="eastAsia" w:ascii="Times New Roman" w:hAnsi="Times New Roman" w:eastAsia="Times New Roman" w:cs="Times New Roman"/>
-        </w:rPr>
-        <w:t>」——</w:t>
-      </w:r>
-      <w:r>
-        <w:rPr>
-          <w:rFonts w:hint="eastAsia" w:ascii="Times New Roman" w:hAnsi="Times New Roman" w:eastAsia="FangSong" w:cs="Times New Roman"/>
-        </w:rPr>
-        <w:t>硼烷水解</w:t>
-      </w:r>
-      <w:r>
-        <w:rPr>
-          <w:rFonts w:ascii="Times New Roman" w:hAnsi="Times New Roman" w:eastAsia="Times New Roman" w:cs="Times New Roman"/>
-        </w:rPr>
-        <w:t xml:space="preserve"> </w:t>
-      </w:r>
-      <w:r>
-        <w:rPr>
-          <w:rFonts w:hint="eastAsia" w:ascii="Times New Roman" w:hAnsi="Times New Roman" w:eastAsia="Times New Roman" w:cs="Times New Roman"/>
-        </w:rPr>
-        <w:t>H（−1）→H</w:t>
-      </w:r>
-      <w:r>
-        <w:rPr>
-          <w:rFonts w:hint="eastAsia" w:ascii="Times New Roman" w:hAnsi="Times New Roman" w:eastAsia="Times New Roman" w:cs="Times New Roman"/>
-          <w:vertAlign w:val="subscript"/>
-        </w:rPr>
-        <w:t>2</w:t>
-      </w:r>
-      <w:r>
-        <w:rPr>
-          <w:rFonts w:hint="eastAsia" w:ascii="Times New Roman" w:hAnsi="Times New Roman" w:eastAsia="Times New Roman" w:cs="Times New Roman"/>
-        </w:rPr>
-        <w:t>、B→+3</w:t>
-      </w:r>
-      <w:r>
-        <w:rPr>
-          <w:rFonts w:ascii="Times New Roman" w:hAnsi="Times New Roman" w:eastAsia="Times New Roman" w:cs="Times New Roman"/>
-        </w:rPr>
-        <w:t xml:space="preserve"> </w:t>
-      </w:r>
-      <w:r>
-        <w:rPr>
-          <w:rFonts w:hint="eastAsia" w:ascii="Times New Roman" w:hAnsi="Times New Roman" w:eastAsia="FangSong" w:cs="Times New Roman"/>
-        </w:rPr>
-        <w:t>价硼酸方自洽</w:t>
-      </w:r>
-      <w:r>
-        <w:rPr>
-          <w:rFonts w:hint="eastAsia" w:ascii="Times New Roman" w:hAnsi="Times New Roman" w:eastAsia="Times New Roman" w:cs="Times New Roman"/>
-        </w:rPr>
-        <w:t>，</w:t>
-      </w:r>
-      <w:r>
-        <w:rPr>
-          <w:rFonts w:hint="eastAsia" w:ascii="Times New Roman" w:hAnsi="Times New Roman" w:eastAsia="FangSong" w:cs="Times New Roman"/>
-        </w:rPr>
-        <w:t>且与答案</w:t>
-      </w:r>
-      <w:r>
-        <w:rPr>
-          <w:rFonts w:hint="eastAsia" w:ascii="Times New Roman" w:hAnsi="Times New Roman" w:eastAsia="Times New Roman" w:cs="Times New Roman"/>
-        </w:rPr>
-        <w:t>”</w:t>
-      </w:r>
-      <w:r>
-        <w:rPr>
-          <w:rFonts w:hint="eastAsia" w:ascii="Times New Roman" w:hAnsi="Times New Roman" w:eastAsia="FangSong" w:cs="Times New Roman"/>
-        </w:rPr>
-        <w:t>与水反应是氧化还原反应</w:t>
-      </w:r>
-      <w:r>
-        <w:rPr>
-          <w:rFonts w:hint="eastAsia" w:ascii="Times New Roman" w:hAnsi="Times New Roman" w:eastAsia="Times New Roman" w:cs="Times New Roman"/>
-        </w:rPr>
-        <w:t>”</w:t>
-      </w:r>
-      <w:r>
-        <w:rPr>
-          <w:rFonts w:hint="eastAsia" w:ascii="Times New Roman" w:hAnsi="Times New Roman" w:eastAsia="FangSong" w:cs="Times New Roman"/>
-        </w:rPr>
-        <w:t>互证</w:t>
-      </w:r>
-      <w:r>
-        <w:rPr>
-          <w:rFonts w:hint="eastAsia" w:ascii="Times New Roman" w:hAnsi="Times New Roman" w:eastAsia="Times New Roman" w:cs="Times New Roman"/>
-        </w:rPr>
-        <w:t>；</w:t>
-      </w:r>
-      <w:r>
-        <w:rPr>
-          <w:rFonts w:hint="eastAsia" w:ascii="Times New Roman" w:hAnsi="Times New Roman" w:eastAsia="FangSong" w:cs="Times New Roman"/>
-        </w:rPr>
-        <w:t>原图注明</w:t>
-      </w:r>
-      <w:r>
-        <w:rPr>
-          <w:rFonts w:ascii="Times New Roman" w:hAnsi="Times New Roman" w:eastAsia="Times New Roman" w:cs="Times New Roman"/>
-        </w:rPr>
-        <w:t xml:space="preserve"> B</w:t>
-      </w:r>
-      <w:r>
-        <w:rPr>
-          <w:rFonts w:ascii="Times New Roman" w:hAnsi="Times New Roman" w:eastAsia="Times New Roman" w:cs="Times New Roman"/>
-          <w:vertAlign w:val="subscript"/>
-        </w:rPr>
-        <w:t>5</w:t>
-      </w:r>
-      <w:r>
-        <w:rPr>
-          <w:rFonts w:ascii="Times New Roman" w:hAnsi="Times New Roman" w:eastAsia="Times New Roman" w:cs="Times New Roman"/>
-        </w:rPr>
-        <w:t>H</w:t>
-      </w:r>
-      <w:r>
-        <w:rPr>
-          <w:rFonts w:ascii="Times New Roman" w:hAnsi="Times New Roman" w:eastAsia="Times New Roman" w:cs="Times New Roman"/>
-          <w:vertAlign w:val="subscript"/>
-        </w:rPr>
-        <w:t>9</w:t>
-      </w:r>
-      <w:r>
-        <w:rPr>
-          <w:rFonts w:ascii="Times New Roman" w:hAnsi="Times New Roman" w:eastAsia="Times New Roman" w:cs="Times New Roman"/>
-        </w:rPr>
-        <w:t xml:space="preserve"> </w:t>
-      </w:r>
-      <w:r>
-        <w:rPr>
-          <w:rFonts w:hint="eastAsia" w:ascii="Times New Roman" w:hAnsi="Times New Roman" w:eastAsia="FangSong" w:cs="Times New Roman"/>
-        </w:rPr>
-        <w:t>五硼烷</w:t>
-      </w:r>
-      <w:r>
-        <w:rPr>
-          <w:rFonts w:hint="eastAsia" w:ascii="Times New Roman" w:hAnsi="Times New Roman" w:eastAsia="Times New Roman" w:cs="Times New Roman"/>
-        </w:rPr>
-        <w:t>、B</w:t>
-      </w:r>
-      <w:r>
-        <w:rPr>
-          <w:rFonts w:hint="eastAsia" w:ascii="Times New Roman" w:hAnsi="Times New Roman" w:eastAsia="Times New Roman" w:cs="Times New Roman"/>
-          <w:vertAlign w:val="subscript"/>
-        </w:rPr>
-        <w:t>6</w:t>
-      </w:r>
-      <w:r>
-        <w:rPr>
-          <w:rFonts w:hint="eastAsia" w:ascii="Times New Roman" w:hAnsi="Times New Roman" w:eastAsia="Times New Roman" w:cs="Times New Roman"/>
-        </w:rPr>
-        <w:t>H</w:t>
-      </w:r>
-      <w:r>
-        <w:rPr>
-          <w:rFonts w:hint="eastAsia" w:ascii="Times New Roman" w:hAnsi="Times New Roman" w:eastAsia="Times New Roman" w:cs="Times New Roman"/>
-          <w:vertAlign w:val="subscript"/>
-        </w:rPr>
-        <w:t>10</w:t>
-      </w:r>
-      <w:r>
-        <w:rPr>
-          <w:rFonts w:ascii="Times New Roman" w:hAnsi="Times New Roman" w:eastAsia="Times New Roman" w:cs="Times New Roman"/>
-        </w:rPr>
-        <w:t xml:space="preserve"> </w:t>
-      </w:r>
-      <w:r>
-        <w:rPr>
-          <w:rFonts w:hint="eastAsia" w:ascii="Times New Roman" w:hAnsi="Times New Roman" w:eastAsia="FangSong" w:cs="Times New Roman"/>
-        </w:rPr>
-        <w:t>六硼烷</w:t>
-      </w:r>
-      <w:r>
-        <w:rPr>
-          <w:rFonts w:hint="eastAsia" w:ascii="Times New Roman" w:hAnsi="Times New Roman" w:eastAsia="Times New Roman" w:cs="Times New Roman"/>
-        </w:rPr>
-        <w:t>、B</w:t>
-      </w:r>
-      <w:r>
-        <w:rPr>
-          <w:rFonts w:hint="eastAsia" w:ascii="Times New Roman" w:hAnsi="Times New Roman" w:eastAsia="Times New Roman" w:cs="Times New Roman"/>
-          <w:vertAlign w:val="subscript"/>
-        </w:rPr>
-        <w:t>10</w:t>
-      </w:r>
-      <w:r>
-        <w:rPr>
-          <w:rFonts w:hint="eastAsia" w:ascii="Times New Roman" w:hAnsi="Times New Roman" w:eastAsia="Times New Roman" w:cs="Times New Roman"/>
-        </w:rPr>
-        <w:t>H</w:t>
-      </w:r>
-      <w:r>
-        <w:rPr>
-          <w:rFonts w:hint="eastAsia" w:ascii="Times New Roman" w:hAnsi="Times New Roman" w:eastAsia="Times New Roman" w:cs="Times New Roman"/>
-          <w:vertAlign w:val="subscript"/>
-        </w:rPr>
-        <w:t>14</w:t>
-      </w:r>
-      <w:r>
-        <w:rPr>
-          <w:rFonts w:ascii="Times New Roman" w:hAnsi="Times New Roman" w:eastAsia="Times New Roman" w:cs="Times New Roman"/>
-        </w:rPr>
-        <w:t xml:space="preserve"> </w:t>
-      </w:r>
-      <w:r>
-        <w:rPr>
-          <w:rFonts w:hint="eastAsia" w:ascii="Times New Roman" w:hAnsi="Times New Roman" w:eastAsia="FangSong" w:cs="Times New Roman"/>
-        </w:rPr>
-        <w:t>十硼烷</w:t>
-      </w:r>
-      <w:r>
-        <w:rPr>
-          <w:rFonts w:hint="eastAsia" w:ascii="Times New Roman" w:hAnsi="Times New Roman" w:eastAsia="Times New Roman" w:cs="Times New Roman"/>
-        </w:rPr>
-        <w:t>（</w:t>
-      </w:r>
-      <w:r>
-        <w:rPr>
-          <w:rFonts w:hint="eastAsia" w:ascii="Times New Roman" w:hAnsi="Times New Roman" w:eastAsia="FangSong" w:cs="Times New Roman"/>
-        </w:rPr>
-        <w:t>视觉核验</w:t>
-      </w:r>
-      <w:r>
-        <w:rPr>
-          <w:rFonts w:hint="eastAsia" w:ascii="Times New Roman" w:hAnsi="Times New Roman" w:eastAsia="Times New Roman" w:cs="Times New Roman"/>
-        </w:rPr>
-        <w:t>）。</w:t>
-      </w:r>
+        <w:spacing w:before="0" w:after="0"/>
+      </w:pPr>
+    </w:p>
+    <w:p>
+      <w:pPr>
+        <w:spacing w:before="0" w:after="0"/>
+      </w:pPr>
     </w:p>
     <w:bookmarkEnd w:id="38"/>
     <w:bookmarkStart w:id="39" w:name="第-17-题"/>
@@ -10555,6 +10714,31 @@
         </w:rPr>
         <w:t>）</w:t>
       </w:r>
+    </w:p>
+    <w:p>
+      <w:pPr>
+        <w:spacing w:before="0" w:after="0"/>
+      </w:pPr>
+    </w:p>
+    <w:p>
+      <w:pPr>
+        <w:spacing w:before="0" w:after="0"/>
+      </w:pPr>
+    </w:p>
+    <w:p>
+      <w:pPr>
+        <w:spacing w:before="0" w:after="0"/>
+      </w:pPr>
+    </w:p>
+    <w:p>
+      <w:pPr>
+        <w:spacing w:before="0" w:after="0"/>
+      </w:pPr>
+    </w:p>
+    <w:p>
+      <w:pPr>
+        <w:spacing w:before="0" w:after="0"/>
+      </w:pPr>
     </w:p>
     <w:bookmarkEnd w:id="40"/>
     <w:bookmarkStart w:id="41" w:name="第-18-题"/>
@@ -10725,6 +10909,31 @@
         <w:t>。</w:t>
       </w:r>
     </w:p>
+    <w:p>
+      <w:pPr>
+        <w:spacing w:before="0" w:after="0"/>
+      </w:pPr>
+    </w:p>
+    <w:p>
+      <w:pPr>
+        <w:spacing w:before="0" w:after="0"/>
+      </w:pPr>
+    </w:p>
+    <w:p>
+      <w:pPr>
+        <w:spacing w:before="0" w:after="0"/>
+      </w:pPr>
+    </w:p>
+    <w:p>
+      <w:pPr>
+        <w:spacing w:before="0" w:after="0"/>
+      </w:pPr>
+    </w:p>
+    <w:p>
+      <w:pPr>
+        <w:spacing w:before="0" w:after="0"/>
+      </w:pPr>
+    </w:p>
     <w:bookmarkEnd w:id="41"/>
     <w:bookmarkStart w:id="42" w:name="第-19-题"/>
     <w:p>
@@ -10972,6 +11181,31 @@
         </w:rPr>
         <w:t>。</w:t>
       </w:r>
+    </w:p>
+    <w:p>
+      <w:pPr>
+        <w:spacing w:before="0" w:after="0"/>
+      </w:pPr>
+    </w:p>
+    <w:p>
+      <w:pPr>
+        <w:spacing w:before="0" w:after="0"/>
+      </w:pPr>
+    </w:p>
+    <w:p>
+      <w:pPr>
+        <w:spacing w:before="0" w:after="0"/>
+      </w:pPr>
+    </w:p>
+    <w:p>
+      <w:pPr>
+        <w:spacing w:before="0" w:after="0"/>
+      </w:pPr>
+    </w:p>
+    <w:p>
+      <w:pPr>
+        <w:spacing w:before="0" w:after="0"/>
+      </w:pPr>
     </w:p>
     <w:bookmarkEnd w:id="42"/>
     <w:bookmarkStart w:id="43" w:name="第-20-题"/>
@@ -11462,6 +11696,8 @@
     <w:p>
       <w:pPr>
         <w:pStyle w:val="FirstParagraph"/>
+        <w:ind w:left="480" w:hanging="480"/>
+        <w:spacing w:after="0"/>
       </w:pPr>
       <w:r>
         <w:rPr>
@@ -11481,6 +11717,13 @@
         </w:rPr>
         <w:t xml:space="preserve"> </w:t>
       </w:r>
+    </w:p>
+    <w:p>
+      <w:pPr>
+        <w:pStyle w:val="FirstParagraph"/>
+        <w:ind w:left="480" w:hanging="480"/>
+        <w:spacing w:before="0" w:after="0"/>
+      </w:pPr>
       <w:r>
         <w:rPr>
           <w:rFonts w:ascii="Times New Roman" w:hAnsi="Times New Roman" w:eastAsia="Times New Roman" w:cs="Times New Roman"/>
@@ -11517,6 +11760,13 @@
         </w:rPr>
         <w:t xml:space="preserve"> </w:t>
       </w:r>
+    </w:p>
+    <w:p>
+      <w:pPr>
+        <w:pStyle w:val="FirstParagraph"/>
+        <w:ind w:left="480" w:hanging="480"/>
+        <w:spacing w:before="0" w:after="180"/>
+      </w:pPr>
       <w:r>
         <w:rPr>
           <w:rFonts w:ascii="Times New Roman" w:hAnsi="Times New Roman" w:eastAsia="Times New Roman" w:cs="Times New Roman"/>
@@ -11596,6 +11846,8 @@
     <w:p>
       <w:pPr>
         <w:pStyle w:val="FirstParagraph"/>
+        <w:ind w:left="480" w:hanging="480"/>
+        <w:spacing w:after="0"/>
       </w:pPr>
       <w:r>
         <w:rPr>
@@ -11627,6 +11879,13 @@
         </w:rPr>
         <w:t xml:space="preserve"> </w:t>
       </w:r>
+    </w:p>
+    <w:p>
+      <w:pPr>
+        <w:pStyle w:val="FirstParagraph"/>
+        <w:ind w:left="480" w:hanging="480"/>
+        <w:spacing w:before="0" w:after="0"/>
+      </w:pPr>
       <w:r>
         <w:rPr>
           <w:rFonts w:ascii="Times New Roman" w:hAnsi="Times New Roman" w:eastAsia="Times New Roman" w:cs="Times New Roman"/>
@@ -11657,6 +11916,13 @@
         </w:rPr>
         <w:t xml:space="preserve"> </w:t>
       </w:r>
+    </w:p>
+    <w:p>
+      <w:pPr>
+        <w:pStyle w:val="FirstParagraph"/>
+        <w:ind w:left="480" w:hanging="480"/>
+        <w:spacing w:before="0" w:after="180"/>
+      </w:pPr>
       <w:r>
         <w:rPr>
           <w:rFonts w:ascii="Times New Roman" w:hAnsi="Times New Roman" w:eastAsia="Times New Roman" w:cs="Times New Roman"/>
@@ -11718,6 +11984,8 @@
     <w:p>
       <w:pPr>
         <w:pStyle w:val="FirstParagraph"/>
+        <w:ind w:left="480" w:hanging="480"/>
+        <w:spacing w:after="0"/>
       </w:pPr>
       <w:r>
         <w:rPr>
@@ -11737,6 +12005,13 @@
         </w:rPr>
         <w:t xml:space="preserve"> </w:t>
       </w:r>
+    </w:p>
+    <w:p>
+      <w:pPr>
+        <w:pStyle w:val="FirstParagraph"/>
+        <w:ind w:left="480" w:hanging="480"/>
+        <w:spacing w:before="0" w:after="0"/>
+      </w:pPr>
       <w:r>
         <w:rPr>
           <w:rFonts w:ascii="Times New Roman" w:hAnsi="Times New Roman" w:eastAsia="Times New Roman" w:cs="Times New Roman"/>
@@ -11755,6 +12030,13 @@
         </w:rPr>
         <w:t xml:space="preserve"> </w:t>
       </w:r>
+    </w:p>
+    <w:p>
+      <w:pPr>
+        <w:pStyle w:val="FirstParagraph"/>
+        <w:ind w:left="480" w:hanging="480"/>
+        <w:spacing w:before="0" w:after="180"/>
+      </w:pPr>
       <w:r>
         <w:rPr>
           <w:rFonts w:ascii="Times New Roman" w:hAnsi="Times New Roman" w:eastAsia="Times New Roman" w:cs="Times New Roman"/>
@@ -11947,226 +12229,13 @@
     </w:p>
     <w:p>
       <w:pPr>
-        <w:pStyle w:val="BlockText"/>
-      </w:pPr>
-      <w:r>
-        <w:rPr>
-          <w:rFonts w:hint="eastAsia" w:ascii="Times New Roman" w:hAnsi="Times New Roman" w:eastAsia="FangSong" w:cs="Times New Roman"/>
-          <w:b/>
-          <w:bCs/>
-        </w:rPr>
-        <w:t xml:space="preserve">校勘注</w:t>
-      </w:r>
-      <w:r>
-        <w:rPr>
-          <w:rFonts w:hint="eastAsia" w:ascii="Times New Roman" w:hAnsi="Times New Roman" w:eastAsia="Times New Roman" w:cs="Times New Roman"/>
-        </w:rPr>
-        <w:t xml:space="preserve">：OCR</w:t>
-      </w:r>
-      <w:r>
-        <w:rPr>
-          <w:rFonts w:ascii="Times New Roman" w:hAnsi="Times New Roman" w:eastAsia="Times New Roman" w:cs="Times New Roman"/>
-        </w:rPr>
-        <w:t xml:space="preserve"> </w:t>
-      </w:r>
-      <w:r>
-        <w:rPr>
-          <w:rFonts w:hint="eastAsia" w:ascii="Times New Roman" w:hAnsi="Times New Roman" w:eastAsia="FangSong" w:cs="Times New Roman"/>
-        </w:rPr>
-        <w:t>原文题干末句作</w:t>
-      </w:r>
-      <w:r>
-        <w:rPr>
-          <w:rFonts w:hint="eastAsia" w:ascii="Times New Roman" w:hAnsi="Times New Roman" w:eastAsia="Times New Roman" w:cs="Times New Roman"/>
-        </w:rPr>
-        <w:t>「</w:t>
-      </w:r>
-      <w:r>
-        <w:rPr>
-          <w:rFonts w:hint="eastAsia" w:ascii="Times New Roman" w:hAnsi="Times New Roman" w:eastAsia="FangSong" w:cs="Times New Roman"/>
-        </w:rPr>
-        <w:t>氮和氦的个别化合物也已制得</w:t>
-      </w:r>
-      <w:r>
-        <w:rPr>
-          <w:rFonts w:hint="eastAsia" w:ascii="Times New Roman" w:hAnsi="Times New Roman" w:eastAsia="Times New Roman" w:cs="Times New Roman"/>
-        </w:rPr>
-        <w:t>」、(3)</w:t>
-      </w:r>
-      <w:r>
-        <w:rPr>
-          <w:rFonts w:ascii="Times New Roman" w:hAnsi="Times New Roman" w:eastAsia="Times New Roman" w:cs="Times New Roman"/>
-        </w:rPr>
-        <w:t xml:space="preserve"> </w:t>
-      </w:r>
-      <w:r>
-        <w:rPr>
-          <w:rFonts w:hint="eastAsia" w:ascii="Times New Roman" w:hAnsi="Times New Roman" w:eastAsia="FangSong" w:cs="Times New Roman"/>
-        </w:rPr>
-        <w:t>作</w:t>
-      </w:r>
-      <w:r>
-        <w:rPr>
-          <w:rFonts w:hint="eastAsia" w:ascii="Times New Roman" w:hAnsi="Times New Roman" w:eastAsia="Times New Roman" w:cs="Times New Roman"/>
-        </w:rPr>
-        <w:t>「</w:t>
-      </w:r>
-      <w:r>
-        <w:rPr>
-          <w:rFonts w:hint="eastAsia" w:ascii="Times New Roman" w:hAnsi="Times New Roman" w:eastAsia="FangSong" w:cs="Times New Roman"/>
-        </w:rPr>
-        <w:t>氦的化合物难于表征</w:t>
-      </w:r>
-      <w:r>
-        <w:rPr>
-          <w:rFonts w:hint="eastAsia" w:ascii="Times New Roman" w:hAnsi="Times New Roman" w:eastAsia="Times New Roman" w:cs="Times New Roman"/>
-        </w:rPr>
-        <w:t>」、</w:t>
-      </w:r>
-      <w:r>
-        <w:rPr>
-          <w:rFonts w:hint="eastAsia" w:ascii="Times New Roman" w:hAnsi="Times New Roman" w:eastAsia="FangSong" w:cs="Times New Roman"/>
-        </w:rPr>
-        <w:t>答案</w:t>
-      </w:r>
-      <w:r>
-        <w:rPr>
-          <w:rFonts w:ascii="Times New Roman" w:hAnsi="Times New Roman" w:eastAsia="Times New Roman" w:cs="Times New Roman"/>
-        </w:rPr>
-        <w:t xml:space="preserve"> C </w:t>
-      </w:r>
-      <w:r>
-        <w:rPr>
-          <w:rFonts w:hint="eastAsia" w:ascii="Times New Roman" w:hAnsi="Times New Roman" w:eastAsia="FangSong" w:cs="Times New Roman"/>
-        </w:rPr>
-        <w:t>作</w:t>
-      </w:r>
-      <w:r>
-        <w:rPr>
-          <w:rFonts w:hint="eastAsia" w:ascii="Times New Roman" w:hAnsi="Times New Roman" w:eastAsia="Times New Roman" w:cs="Times New Roman"/>
-        </w:rPr>
-        <w:t>「</w:t>
-      </w:r>
-      <w:r>
-        <w:rPr>
-          <w:rFonts w:hint="eastAsia" w:ascii="Times New Roman" w:hAnsi="Times New Roman" w:eastAsia="FangSong" w:cs="Times New Roman"/>
-        </w:rPr>
-        <w:t>氦是强放射性元素</w:t>
-      </w:r>
-      <w:r>
-        <w:rPr>
-          <w:rFonts w:hint="eastAsia" w:ascii="Times New Roman" w:hAnsi="Times New Roman" w:eastAsia="Times New Roman" w:cs="Times New Roman"/>
-        </w:rPr>
-        <w:t>」——</w:t>
-      </w:r>
-      <w:r>
-        <w:rPr>
-          <w:rFonts w:hint="eastAsia" w:ascii="Times New Roman" w:hAnsi="Times New Roman" w:eastAsia="FangSong" w:cs="Times New Roman"/>
-        </w:rPr>
-        <w:t>氦无稳定同位素且无放射性</w:t>
-      </w:r>
-      <w:r>
-        <w:rPr>
-          <w:rFonts w:hint="eastAsia" w:ascii="Times New Roman" w:hAnsi="Times New Roman" w:eastAsia="Times New Roman" w:cs="Times New Roman"/>
-        </w:rPr>
-        <w:t>，</w:t>
-      </w:r>
-      <w:r>
-        <w:rPr>
-          <w:rFonts w:hint="eastAsia" w:ascii="Times New Roman" w:hAnsi="Times New Roman" w:eastAsia="FangSong" w:cs="Times New Roman"/>
-        </w:rPr>
-        <w:t>强放射性稀有气体为氡</w:t>
-      </w:r>
-      <w:r>
-        <w:rPr>
-          <w:rFonts w:hint="eastAsia" w:ascii="Times New Roman" w:hAnsi="Times New Roman" w:eastAsia="Times New Roman" w:cs="Times New Roman"/>
-        </w:rPr>
-        <w:t>；「</w:t>
-      </w:r>
-      <w:r>
-        <w:rPr>
-          <w:rFonts w:hint="eastAsia" w:ascii="Times New Roman" w:hAnsi="Times New Roman" w:eastAsia="FangSong" w:cs="Times New Roman"/>
-        </w:rPr>
-        <w:t>前者很不稳定</w:t>
-      </w:r>
-      <w:r>
-        <w:rPr>
-          <w:rFonts w:hint="eastAsia" w:ascii="Times New Roman" w:hAnsi="Times New Roman" w:eastAsia="Times New Roman" w:cs="Times New Roman"/>
-        </w:rPr>
-        <w:t>」</w:t>
-      </w:r>
-      <w:r>
-        <w:rPr>
-          <w:rFonts w:hint="eastAsia" w:ascii="Times New Roman" w:hAnsi="Times New Roman" w:eastAsia="FangSong" w:cs="Times New Roman"/>
-        </w:rPr>
-        <w:t>对应氪</w:t>
-      </w:r>
-      <w:r>
-        <w:rPr>
-          <w:rFonts w:hint="eastAsia" w:ascii="Times New Roman" w:hAnsi="Times New Roman" w:eastAsia="Times New Roman" w:cs="Times New Roman"/>
-        </w:rPr>
-        <w:t>。</w:t>
-      </w:r>
-      <w:r>
-        <w:rPr>
-          <w:rFonts w:hint="eastAsia" w:ascii="Times New Roman" w:hAnsi="Times New Roman" w:eastAsia="FangSong" w:cs="Times New Roman"/>
-        </w:rPr>
-        <w:t>据化学常识径改</w:t>
-      </w:r>
-      <w:r>
-        <w:rPr>
-          <w:rFonts w:hint="eastAsia" w:ascii="Times New Roman" w:hAnsi="Times New Roman" w:eastAsia="Times New Roman" w:cs="Times New Roman"/>
-        </w:rPr>
-        <w:t>「</w:t>
-      </w:r>
-      <w:r>
-        <w:rPr>
-          <w:rFonts w:hint="eastAsia" w:ascii="Times New Roman" w:hAnsi="Times New Roman" w:eastAsia="FangSong" w:cs="Times New Roman"/>
-        </w:rPr>
-        <w:t>氮和氦</w:t>
-      </w:r>
-      <w:r>
-        <w:rPr>
-          <w:rFonts w:hint="eastAsia" w:ascii="Times New Roman" w:hAnsi="Times New Roman" w:eastAsia="Times New Roman" w:cs="Times New Roman"/>
-        </w:rPr>
-        <w:t>」→「</w:t>
-      </w:r>
-      <w:r>
-        <w:rPr>
-          <w:rFonts w:hint="eastAsia" w:ascii="Times New Roman" w:hAnsi="Times New Roman" w:eastAsia="FangSong" w:cs="Times New Roman"/>
-        </w:rPr>
-        <w:t>氪和氡</w:t>
-      </w:r>
-      <w:r>
-        <w:rPr>
-          <w:rFonts w:hint="eastAsia" w:ascii="Times New Roman" w:hAnsi="Times New Roman" w:eastAsia="Times New Roman" w:cs="Times New Roman"/>
-        </w:rPr>
-        <w:t>」、「</w:t>
-      </w:r>
-      <w:r>
-        <w:rPr>
-          <w:rFonts w:hint="eastAsia" w:ascii="Times New Roman" w:hAnsi="Times New Roman" w:eastAsia="FangSong" w:cs="Times New Roman"/>
-        </w:rPr>
-        <w:t>氦的化合物</w:t>
-      </w:r>
-      <w:r>
-        <w:rPr>
-          <w:rFonts w:hint="eastAsia" w:ascii="Times New Roman" w:hAnsi="Times New Roman" w:eastAsia="Times New Roman" w:cs="Times New Roman"/>
-        </w:rPr>
-        <w:t>」→「</w:t>
-      </w:r>
-      <w:r>
-        <w:rPr>
-          <w:rFonts w:hint="eastAsia" w:ascii="Times New Roman" w:hAnsi="Times New Roman" w:eastAsia="FangSong" w:cs="Times New Roman"/>
-        </w:rPr>
-        <w:t>氡的化合物</w:t>
-      </w:r>
-      <w:r>
-        <w:rPr>
-          <w:rFonts w:hint="eastAsia" w:ascii="Times New Roman" w:hAnsi="Times New Roman" w:eastAsia="Times New Roman" w:cs="Times New Roman"/>
-        </w:rPr>
-        <w:t>」。</w:t>
-      </w:r>
+        <w:spacing w:before="0" w:after="0"/>
+      </w:pPr>
+    </w:p>
+    <w:p>
+      <w:pPr>
+        <w:spacing w:before="0" w:after="0"/>
+      </w:pPr>
     </w:p>
     <w:bookmarkEnd w:id="43"/>
     <w:bookmarkStart w:id="44" w:name="第-21-题"/>
@@ -12406,6 +12475,31 @@
         </w:rPr>
         <w:t>____。</w:t>
       </w:r>
+    </w:p>
+    <w:p>
+      <w:pPr>
+        <w:spacing w:before="0" w:after="0"/>
+      </w:pPr>
+    </w:p>
+    <w:p>
+      <w:pPr>
+        <w:spacing w:before="0" w:after="0"/>
+      </w:pPr>
+    </w:p>
+    <w:p>
+      <w:pPr>
+        <w:spacing w:before="0" w:after="0"/>
+      </w:pPr>
+    </w:p>
+    <w:p>
+      <w:pPr>
+        <w:spacing w:before="0" w:after="0"/>
+      </w:pPr>
+    </w:p>
+    <w:p>
+      <w:pPr>
+        <w:spacing w:before="0" w:after="0"/>
+      </w:pPr>
     </w:p>
     <w:bookmarkEnd w:id="44"/>
     <w:bookmarkStart w:id="45" w:name="第-22-题"/>
@@ -12709,6 +12803,31 @@
         </w:rPr>
         <w:t>?</w:t>
       </w:r>
+    </w:p>
+    <w:p>
+      <w:pPr>
+        <w:spacing w:before="0" w:after="0"/>
+      </w:pPr>
+    </w:p>
+    <w:p>
+      <w:pPr>
+        <w:spacing w:before="0" w:after="0"/>
+      </w:pPr>
+    </w:p>
+    <w:p>
+      <w:pPr>
+        <w:spacing w:before="0" w:after="0"/>
+      </w:pPr>
+    </w:p>
+    <w:p>
+      <w:pPr>
+        <w:spacing w:before="0" w:after="0"/>
+      </w:pPr>
+    </w:p>
+    <w:p>
+      <w:pPr>
+        <w:spacing w:before="0" w:after="0"/>
+      </w:pPr>
     </w:p>
     <w:bookmarkEnd w:id="45"/>
     <w:bookmarkStart w:id="49" w:name="第-23-题"/>
@@ -13498,7 +13617,7 @@
         </w:rPr>
         <w:drawing>
           <wp:inline>
-            <wp:extent cx="3600000" cy="1307678"/>
+            <wp:extent cx="3599997" cy="1307678"/>
             <wp:effectExtent b="0" l="0" r="0" t="0"/>
             <wp:docPr descr="" title="" id="47" name="Picture"/>
             <a:graphic>
@@ -13519,7 +13638,7 @@
                   <pic:spPr bwMode="auto">
                     <a:xfrm>
                       <a:off x="0" y="0"/>
-                      <a:ext cx="3600000" cy="1307678"/>
+                      <a:ext cx="3599997" cy="1307678"/>
                     </a:xfrm>
                     <a:prstGeom prst="rect">
                       <a:avLst/>
@@ -14045,6 +14164,46 @@
         <w:t xml:space="preserve">_。</w:t>
       </w:r>
     </w:p>
+    <w:p>
+      <w:pPr>
+        <w:spacing w:before="0" w:after="0"/>
+      </w:pPr>
+    </w:p>
+    <w:p>
+      <w:pPr>
+        <w:spacing w:before="0" w:after="0"/>
+      </w:pPr>
+    </w:p>
+    <w:p>
+      <w:pPr>
+        <w:spacing w:before="0" w:after="0"/>
+      </w:pPr>
+    </w:p>
+    <w:p>
+      <w:pPr>
+        <w:spacing w:before="0" w:after="0"/>
+      </w:pPr>
+    </w:p>
+    <w:p>
+      <w:pPr>
+        <w:spacing w:before="0" w:after="0"/>
+      </w:pPr>
+    </w:p>
+    <w:p>
+      <w:pPr>
+        <w:spacing w:before="0" w:after="0"/>
+      </w:pPr>
+    </w:p>
+    <w:p>
+      <w:pPr>
+        <w:spacing w:before="0" w:after="0"/>
+      </w:pPr>
+    </w:p>
+    <w:p>
+      <w:pPr>
+        <w:spacing w:before="0" w:after="0"/>
+      </w:pPr>
+    </w:p>
     <w:bookmarkEnd w:id="49"/>
     <w:bookmarkStart w:id="50" w:name="第-24-题"/>
     <w:p>
@@ -14749,6 +14908,31 @@
         <w:t>。</w:t>
       </w:r>
     </w:p>
+    <w:p>
+      <w:pPr>
+        <w:spacing w:before="0" w:after="0"/>
+      </w:pPr>
+    </w:p>
+    <w:p>
+      <w:pPr>
+        <w:spacing w:before="0" w:after="0"/>
+      </w:pPr>
+    </w:p>
+    <w:p>
+      <w:pPr>
+        <w:spacing w:before="0" w:after="0"/>
+      </w:pPr>
+    </w:p>
+    <w:p>
+      <w:pPr>
+        <w:spacing w:before="0" w:after="0"/>
+      </w:pPr>
+    </w:p>
+    <w:p>
+      <w:pPr>
+        <w:spacing w:before="0" w:after="0"/>
+      </w:pPr>
+    </w:p>
     <w:bookmarkEnd w:id="50"/>
     <w:bookmarkStart w:id="51" w:name="第-25-题"/>
     <w:p>
@@ -15897,6 +16081,46 @@
         </w:rPr>
         <w:t>。</w:t>
       </w:r>
+    </w:p>
+    <w:p>
+      <w:pPr>
+        <w:spacing w:before="0" w:after="0"/>
+      </w:pPr>
+    </w:p>
+    <w:p>
+      <w:pPr>
+        <w:spacing w:before="0" w:after="0"/>
+      </w:pPr>
+    </w:p>
+    <w:p>
+      <w:pPr>
+        <w:spacing w:before="0" w:after="0"/>
+      </w:pPr>
+    </w:p>
+    <w:p>
+      <w:pPr>
+        <w:spacing w:before="0" w:after="0"/>
+      </w:pPr>
+    </w:p>
+    <w:p>
+      <w:pPr>
+        <w:spacing w:before="0" w:after="0"/>
+      </w:pPr>
+    </w:p>
+    <w:p>
+      <w:pPr>
+        <w:spacing w:before="0" w:after="0"/>
+      </w:pPr>
+    </w:p>
+    <w:p>
+      <w:pPr>
+        <w:spacing w:before="0" w:after="0"/>
+      </w:pPr>
+    </w:p>
+    <w:p>
+      <w:pPr>
+        <w:spacing w:before="0" w:after="0"/>
+      </w:pPr>
     </w:p>
     <w:p>
       <w:pPr>

--- a/00-首页/题组Word/专项卷/一分册/专项卷VIII-学生版.docx
+++ b/00-首页/题组Word/专项卷/一分册/专项卷VIII-学生版.docx
@@ -6816,7 +6816,7 @@
         <m:sSup>
           <m:e>
             <m:r>
-              <m:t>​</m:t>
+              <m:t xml:space="preserve"> </m:t>
             </m:r>
           </m:e>
           <m:sup>
@@ -6842,7 +6842,7 @@
         <m:sSup>
           <m:e>
             <m:r>
-              <m:t>​</m:t>
+              <m:t xml:space="preserve"> </m:t>
             </m:r>
           </m:e>
           <m:sup>
@@ -6868,7 +6868,7 @@
         <m:sSup>
           <m:e>
             <m:r>
-              <m:t>​</m:t>
+              <m:t xml:space="preserve"> </m:t>
             </m:r>
           </m:e>
           <m:sup>

--- a/00-首页/题组Word/专项卷/一分册/专项卷VIII-学生版.docx
+++ b/00-首页/题组Word/专项卷/一分册/专项卷VIII-学生版.docx
@@ -513,6 +513,7 @@
     <w:p>
       <w:pPr>
         <w:pStyle w:val="FirstParagraph"/>
+        <w:spacing w:before="0" w:after="0"/>
       </w:pPr>
       <w:r>
         <w:rPr>
@@ -554,6 +555,7 @@
     <w:p>
       <w:pPr>
         <w:pStyle w:val="BodyText"/>
+        <w:spacing w:before="0" w:after="0"/>
       </w:pPr>
       <w:r>
         <w:rPr>
@@ -606,6 +608,7 @@
     <w:p>
       <w:pPr>
         <w:pStyle w:val="BodyText"/>
+        <w:spacing w:before="0" w:after="0"/>
       </w:pPr>
       <w:r>
         <w:rPr>
@@ -665,6 +668,7 @@
     <w:p>
       <w:pPr>
         <w:pStyle w:val="BodyText"/>
+        <w:spacing w:before="0" w:after="0"/>
       </w:pPr>
       <w:r>
         <w:rPr>
@@ -2166,6 +2170,7 @@
     <w:p>
       <w:pPr>
         <w:pStyle w:val="FirstParagraph"/>
+        <w:spacing w:before="0" w:after="0"/>
       </w:pPr>
       <w:r>
         <w:rPr>
@@ -2954,8 +2959,8 @@
     <w:p>
       <w:pPr>
         <w:pStyle w:val="FirstParagraph"/>
+        <w:spacing w:before="0" w:after="0"/>
         <w:ind w:left="480" w:hanging="480"/>
-        <w:spacing w:after="0"/>
       </w:pPr>
       <w:r>
         <w:rPr>
@@ -3064,8 +3069,8 @@
     <w:p>
       <w:pPr>
         <w:pStyle w:val="FirstParagraph"/>
+        <w:spacing w:before="0" w:after="0"/>
         <w:ind w:left="480" w:hanging="480"/>
-        <w:spacing w:before="0" w:after="0"/>
       </w:pPr>
       <w:r>
         <w:rPr>
@@ -3171,8 +3176,8 @@
     <w:p>
       <w:pPr>
         <w:pStyle w:val="FirstParagraph"/>
+        <w:spacing w:before="0" w:after="0"/>
         <w:ind w:left="480" w:hanging="480"/>
-        <w:spacing w:before="0" w:after="0"/>
       </w:pPr>
       <w:r>
         <w:rPr>
@@ -3276,8 +3281,8 @@
     <w:p>
       <w:pPr>
         <w:pStyle w:val="FirstParagraph"/>
+        <w:spacing w:before="0" w:after="0"/>
         <w:ind w:left="480" w:hanging="480"/>
-        <w:spacing w:before="0" w:after="180"/>
       </w:pPr>
       <w:r>
         <w:rPr>
@@ -6948,8 +6953,8 @@
     <w:p>
       <w:pPr>
         <w:pStyle w:val="BodyText"/>
+        <w:spacing w:before="0" w:after="0"/>
         <w:ind w:left="480" w:hanging="480"/>
-        <w:spacing w:after="0"/>
       </w:pPr>
       <w:r>
         <w:rPr>
@@ -6973,14 +6978,39 @@
     <w:p>
       <w:pPr>
         <w:pStyle w:val="BodyText"/>
+        <w:spacing w:before="0" w:after="0"/>
         <w:ind w:left="480" w:hanging="480"/>
+      </w:pPr>
+      <w:r>
+        <w:rPr>
+          <w:rFonts w:ascii="Times New Roman" w:hAnsi="Times New Roman" w:eastAsia="Times New Roman" w:cs="Times New Roman"/>
+        </w:rPr>
+        <w:t xml:space="preserve">B. 6 </w:t>
+      </w:r>
+      <w:r>
+        <w:rPr>
+          <w:rFonts w:hint="eastAsia" w:ascii="Times New Roman" w:hAnsi="Times New Roman" w:eastAsia="FangSong" w:cs="Times New Roman"/>
+        </w:rPr>
+        <w:t xml:space="preserve">种</w:t>
+      </w:r>
+      <w:r>
+        <w:rPr>
+          <w:rFonts w:ascii="Times New Roman" w:hAnsi="Times New Roman" w:eastAsia="Times New Roman" w:cs="Times New Roman"/>
+        </w:rPr>
+        <w:t xml:space="preserve">　　</w:t>
+      </w:r>
+    </w:p>
+    <w:p>
+      <w:pPr>
+        <w:pStyle w:val="BodyText"/>
         <w:spacing w:before="0" w:after="0"/>
-      </w:pPr>
-      <w:r>
-        <w:rPr>
-          <w:rFonts w:ascii="Times New Roman" w:hAnsi="Times New Roman" w:eastAsia="Times New Roman" w:cs="Times New Roman"/>
-        </w:rPr>
-        <w:t xml:space="preserve">B. 6 </w:t>
+        <w:ind w:left="480" w:hanging="480"/>
+      </w:pPr>
+      <w:r>
+        <w:rPr>
+          <w:rFonts w:ascii="Times New Roman" w:hAnsi="Times New Roman" w:eastAsia="Times New Roman" w:cs="Times New Roman"/>
+        </w:rPr>
+        <w:t xml:space="preserve">C. 9 </w:t>
       </w:r>
       <w:r>
         <w:rPr>
@@ -6998,33 +7028,8 @@
     <w:p>
       <w:pPr>
         <w:pStyle w:val="BodyText"/>
+        <w:spacing w:before="0" w:after="0"/>
         <w:ind w:left="480" w:hanging="480"/>
-        <w:spacing w:before="0" w:after="0"/>
-      </w:pPr>
-      <w:r>
-        <w:rPr>
-          <w:rFonts w:ascii="Times New Roman" w:hAnsi="Times New Roman" w:eastAsia="Times New Roman" w:cs="Times New Roman"/>
-        </w:rPr>
-        <w:t xml:space="preserve">C. 9 </w:t>
-      </w:r>
-      <w:r>
-        <w:rPr>
-          <w:rFonts w:hint="eastAsia" w:ascii="Times New Roman" w:hAnsi="Times New Roman" w:eastAsia="FangSong" w:cs="Times New Roman"/>
-        </w:rPr>
-        <w:t xml:space="preserve">种</w:t>
-      </w:r>
-      <w:r>
-        <w:rPr>
-          <w:rFonts w:ascii="Times New Roman" w:hAnsi="Times New Roman" w:eastAsia="Times New Roman" w:cs="Times New Roman"/>
-        </w:rPr>
-        <w:t xml:space="preserve">　　</w:t>
-      </w:r>
-    </w:p>
-    <w:p>
-      <w:pPr>
-        <w:pStyle w:val="BodyText"/>
-        <w:ind w:left="480" w:hanging="480"/>
-        <w:spacing w:before="0" w:after="180"/>
       </w:pPr>
       <w:r>
         <w:rPr>
@@ -7148,6 +7153,14 @@
       <w:tblPr>
         <w:tblStyle w:val="Table"/>
         <w:tblW w:type="auto" w:w="0"/>
+        <w:tblBorders>
+          <w:top w:val="single" w:sz="12" w:space="0" w:color="000000"/>
+          <w:left w:val="none" w:sz="0" w:space="0" w:color="auto"/>
+          <w:bottom w:val="single" w:sz="12" w:space="0" w:color="000000"/>
+          <w:right w:val="none" w:sz="0" w:space="0" w:color="auto"/>
+          <w:insideH w:val="none" w:sz="0" w:space="0" w:color="auto"/>
+          <w:insideV w:val="none" w:sz="0" w:space="0" w:color="auto"/>
+        </w:tblBorders>
         <w:tblLook w:firstRow="1" w:lastRow="0" w:firstColumn="0" w:lastColumn="0" w:noHBand="0" w:noVBand="0" w:val="0020"/>
       </w:tblPr>
       <w:tblGrid>
@@ -7166,7 +7179,11 @@
           <w:tblHeader w:val="on"/>
         </w:trPr>
         <w:tc>
-          <w:tcPr/>
+          <w:tcPr>
+            <w:tcBorders>
+              <w:bottom w:val="single" w:sz="8" w:space="0" w:color="000000"/>
+            </w:tcBorders>
+          </w:tcPr>
           <w:p>
             <w:pPr>
               <w:pStyle w:val="Compact"/>
@@ -7182,7 +7199,11 @@
           </w:p>
         </w:tc>
         <w:tc>
-          <w:tcPr/>
+          <w:tcPr>
+            <w:tcBorders>
+              <w:bottom w:val="single" w:sz="8" w:space="0" w:color="000000"/>
+            </w:tcBorders>
+          </w:tcPr>
           <w:p>
             <w:pPr>
               <w:pStyle w:val="Compact"/>
@@ -7198,7 +7219,11 @@
           </w:p>
         </w:tc>
         <w:tc>
-          <w:tcPr/>
+          <w:tcPr>
+            <w:tcBorders>
+              <w:bottom w:val="single" w:sz="8" w:space="0" w:color="000000"/>
+            </w:tcBorders>
+          </w:tcPr>
           <w:p>
             <w:pPr>
               <w:pStyle w:val="Compact"/>
@@ -7214,7 +7239,11 @@
           </w:p>
         </w:tc>
         <w:tc>
-          <w:tcPr/>
+          <w:tcPr>
+            <w:tcBorders>
+              <w:bottom w:val="single" w:sz="8" w:space="0" w:color="000000"/>
+            </w:tcBorders>
+          </w:tcPr>
           <w:p>
             <w:pPr>
               <w:pStyle w:val="Compact"/>
@@ -7230,7 +7259,11 @@
           </w:p>
         </w:tc>
         <w:tc>
-          <w:tcPr/>
+          <w:tcPr>
+            <w:tcBorders>
+              <w:bottom w:val="single" w:sz="8" w:space="0" w:color="000000"/>
+            </w:tcBorders>
+          </w:tcPr>
           <w:p>
             <w:pPr>
               <w:pStyle w:val="Compact"/>
@@ -7246,7 +7279,11 @@
           </w:p>
         </w:tc>
         <w:tc>
-          <w:tcPr/>
+          <w:tcPr>
+            <w:tcBorders>
+              <w:bottom w:val="single" w:sz="8" w:space="0" w:color="000000"/>
+            </w:tcBorders>
+          </w:tcPr>
           <w:p>
             <w:pPr>
               <w:pStyle w:val="Compact"/>
@@ -7262,7 +7299,11 @@
           </w:p>
         </w:tc>
         <w:tc>
-          <w:tcPr/>
+          <w:tcPr>
+            <w:tcBorders>
+              <w:bottom w:val="single" w:sz="8" w:space="0" w:color="000000"/>
+            </w:tcBorders>
+          </w:tcPr>
           <w:p>
             <w:pPr>
               <w:pStyle w:val="Compact"/>
@@ -7278,7 +7319,11 @@
           </w:p>
         </w:tc>
         <w:tc>
-          <w:tcPr/>
+          <w:tcPr>
+            <w:tcBorders>
+              <w:bottom w:val="single" w:sz="8" w:space="0" w:color="000000"/>
+            </w:tcBorders>
+          </w:tcPr>
           <w:p>
             <w:pPr>
               <w:pStyle w:val="Compact"/>
@@ -7294,7 +7339,11 @@
           </w:p>
         </w:tc>
         <w:tc>
-          <w:tcPr/>
+          <w:tcPr>
+            <w:tcBorders>
+              <w:bottom w:val="single" w:sz="8" w:space="0" w:color="000000"/>
+            </w:tcBorders>
+          </w:tcPr>
           <w:p>
             <w:pPr>
               <w:pStyle w:val="Compact"/>
@@ -7708,7 +7757,9 @@
       </w:r>
     </w:p>
     <w:p>
-      <w:pPr/>
+      <w:pPr>
+        <w:spacing w:before="0" w:after="0"/>
+      </w:pPr>
       <w:r>
         <w:rPr>
           <w:rFonts w:ascii="Times New Roman" w:hAnsi="Times New Roman" w:eastAsia="Times New Roman" w:cs="Times New Roman"/>
@@ -8877,6 +8928,7 @@
     <w:p>
       <w:pPr>
         <w:pStyle w:val="FirstParagraph"/>
+        <w:spacing w:before="0" w:after="0"/>
       </w:pPr>
       <w:r>
         <w:rPr>
@@ -8906,6 +8958,7 @@
     <w:p>
       <w:pPr>
         <w:pStyle w:val="BodyText"/>
+        <w:spacing w:before="0" w:after="0"/>
       </w:pPr>
       <w:r>
         <w:rPr>
@@ -8923,6 +8976,7 @@
     <w:p>
       <w:pPr>
         <w:pStyle w:val="BodyText"/>
+        <w:spacing w:before="0" w:after="0"/>
       </w:pPr>
       <w:r>
         <w:rPr>
@@ -8940,6 +8994,7 @@
     <w:p>
       <w:pPr>
         <w:pStyle w:val="BodyText"/>
+        <w:spacing w:before="0" w:after="0"/>
       </w:pPr>
       <w:r>
         <w:rPr>
@@ -9370,8 +9425,8 @@
     <w:p>
       <w:pPr>
         <w:pStyle w:val="BodyText"/>
+        <w:spacing w:before="0" w:after="0"/>
         <w:ind w:left="480" w:hanging="480"/>
-        <w:spacing w:after="0"/>
       </w:pPr>
       <w:r>
         <w:rPr>
@@ -9440,8 +9495,8 @@
     <w:p>
       <w:pPr>
         <w:pStyle w:val="BodyText"/>
+        <w:spacing w:before="0" w:after="0"/>
         <w:ind w:left="480" w:hanging="480"/>
-        <w:spacing w:before="0" w:after="0"/>
       </w:pPr>
       <w:r>
         <w:rPr>
@@ -9510,8 +9565,8 @@
     <w:p>
       <w:pPr>
         <w:pStyle w:val="BodyText"/>
+        <w:spacing w:before="0" w:after="0"/>
         <w:ind w:left="480" w:hanging="480"/>
-        <w:spacing w:before="0" w:after="0"/>
       </w:pPr>
       <w:r>
         <w:rPr>
@@ -9580,8 +9635,8 @@
     <w:p>
       <w:pPr>
         <w:pStyle w:val="BodyText"/>
+        <w:spacing w:before="0" w:after="0"/>
         <w:ind w:left="480" w:hanging="480"/>
-        <w:spacing w:before="0" w:after="180"/>
       </w:pPr>
       <w:r>
         <w:rPr>
@@ -9960,6 +10015,7 @@
     <w:p>
       <w:pPr>
         <w:pStyle w:val="BodyText"/>
+        <w:spacing w:before="0" w:after="0"/>
       </w:pPr>
       <w:r>
         <w:rPr>
@@ -9977,6 +10033,7 @@
     <w:p>
       <w:pPr>
         <w:pStyle w:val="BodyText"/>
+        <w:spacing w:before="0" w:after="0"/>
       </w:pPr>
       <w:r>
         <w:rPr>
@@ -10259,6 +10316,7 @@
     <w:p>
       <w:pPr>
         <w:pStyle w:val="BodyText"/>
+        <w:spacing w:before="0" w:after="0"/>
       </w:pPr>
       <w:r>
         <w:rPr>
@@ -10320,6 +10378,7 @@
     <w:p>
       <w:pPr>
         <w:pStyle w:val="BodyText"/>
+        <w:spacing w:before="0" w:after="0"/>
       </w:pPr>
       <w:r>
         <w:rPr>
@@ -11696,8 +11755,8 @@
     <w:p>
       <w:pPr>
         <w:pStyle w:val="FirstParagraph"/>
+        <w:spacing w:before="0" w:after="0"/>
         <w:ind w:left="480" w:hanging="480"/>
-        <w:spacing w:after="0"/>
       </w:pPr>
       <w:r>
         <w:rPr>
@@ -11721,51 +11780,51 @@
     <w:p>
       <w:pPr>
         <w:pStyle w:val="FirstParagraph"/>
+        <w:spacing w:before="0" w:after="0"/>
         <w:ind w:left="480" w:hanging="480"/>
+      </w:pPr>
+      <w:r>
+        <w:rPr>
+          <w:rFonts w:ascii="Times New Roman" w:hAnsi="Times New Roman" w:eastAsia="Times New Roman" w:cs="Times New Roman"/>
+        </w:rPr>
+        <w:t xml:space="preserve">B. </w:t>
+      </w:r>
+      <w:r>
+        <w:rPr>
+          <w:rFonts w:hint="eastAsia" w:ascii="Times New Roman" w:hAnsi="Times New Roman" w:eastAsia="FangSong" w:cs="Times New Roman"/>
+        </w:rPr>
+        <w:t>氙原子半径大</w:t>
+      </w:r>
+      <w:r>
+        <w:rPr>
+          <w:rFonts w:hint="eastAsia" w:ascii="Times New Roman" w:hAnsi="Times New Roman" w:eastAsia="Times New Roman" w:cs="Times New Roman"/>
+        </w:rPr>
+        <w:t>,</w:t>
+      </w:r>
+      <w:r>
+        <w:rPr>
+          <w:rFonts w:ascii="Times New Roman" w:hAnsi="Times New Roman" w:eastAsia="Times New Roman" w:cs="Times New Roman"/>
+        </w:rPr>
+        <w:t xml:space="preserve"> </w:t>
+      </w:r>
+      <w:r>
+        <w:rPr>
+          <w:rFonts w:hint="eastAsia" w:ascii="Times New Roman" w:hAnsi="Times New Roman" w:eastAsia="FangSong" w:cs="Times New Roman"/>
+        </w:rPr>
+        <w:t xml:space="preserve">电离能小</w:t>
+      </w:r>
+      <w:r>
+        <w:rPr>
+          <w:rFonts w:ascii="Times New Roman" w:hAnsi="Times New Roman" w:eastAsia="Times New Roman" w:cs="Times New Roman"/>
+        </w:rPr>
+        <w:t xml:space="preserve"> </w:t>
+      </w:r>
+    </w:p>
+    <w:p>
+      <w:pPr>
+        <w:pStyle w:val="FirstParagraph"/>
         <w:spacing w:before="0" w:after="0"/>
-      </w:pPr>
-      <w:r>
-        <w:rPr>
-          <w:rFonts w:ascii="Times New Roman" w:hAnsi="Times New Roman" w:eastAsia="Times New Roman" w:cs="Times New Roman"/>
-        </w:rPr>
-        <w:t xml:space="preserve">B. </w:t>
-      </w:r>
-      <w:r>
-        <w:rPr>
-          <w:rFonts w:hint="eastAsia" w:ascii="Times New Roman" w:hAnsi="Times New Roman" w:eastAsia="FangSong" w:cs="Times New Roman"/>
-        </w:rPr>
-        <w:t>氙原子半径大</w:t>
-      </w:r>
-      <w:r>
-        <w:rPr>
-          <w:rFonts w:hint="eastAsia" w:ascii="Times New Roman" w:hAnsi="Times New Roman" w:eastAsia="Times New Roman" w:cs="Times New Roman"/>
-        </w:rPr>
-        <w:t>,</w:t>
-      </w:r>
-      <w:r>
-        <w:rPr>
-          <w:rFonts w:ascii="Times New Roman" w:hAnsi="Times New Roman" w:eastAsia="Times New Roman" w:cs="Times New Roman"/>
-        </w:rPr>
-        <w:t xml:space="preserve"> </w:t>
-      </w:r>
-      <w:r>
-        <w:rPr>
-          <w:rFonts w:hint="eastAsia" w:ascii="Times New Roman" w:hAnsi="Times New Roman" w:eastAsia="FangSong" w:cs="Times New Roman"/>
-        </w:rPr>
-        <w:t xml:space="preserve">电离能小</w:t>
-      </w:r>
-      <w:r>
-        <w:rPr>
-          <w:rFonts w:ascii="Times New Roman" w:hAnsi="Times New Roman" w:eastAsia="Times New Roman" w:cs="Times New Roman"/>
-        </w:rPr>
-        <w:t xml:space="preserve"> </w:t>
-      </w:r>
-    </w:p>
-    <w:p>
-      <w:pPr>
-        <w:pStyle w:val="FirstParagraph"/>
         <w:ind w:left="480" w:hanging="480"/>
-        <w:spacing w:before="0" w:after="180"/>
       </w:pPr>
       <w:r>
         <w:rPr>
@@ -11846,8 +11905,8 @@
     <w:p>
       <w:pPr>
         <w:pStyle w:val="FirstParagraph"/>
+        <w:spacing w:before="0" w:after="0"/>
         <w:ind w:left="480" w:hanging="480"/>
-        <w:spacing w:after="0"/>
       </w:pPr>
       <w:r>
         <w:rPr>
@@ -11883,45 +11942,45 @@
     <w:p>
       <w:pPr>
         <w:pStyle w:val="FirstParagraph"/>
+        <w:spacing w:before="0" w:after="0"/>
         <w:ind w:left="480" w:hanging="480"/>
+      </w:pPr>
+      <w:r>
+        <w:rPr>
+          <w:rFonts w:ascii="Times New Roman" w:hAnsi="Times New Roman" w:eastAsia="Times New Roman" w:cs="Times New Roman"/>
+        </w:rPr>
+        <w:t xml:space="preserve">B. </w:t>
+      </w:r>
+      <w:r>
+        <w:rPr>
+          <w:rFonts w:hint="eastAsia" w:ascii="Times New Roman" w:hAnsi="Times New Roman" w:eastAsia="FangSong" w:cs="Times New Roman"/>
+        </w:rPr>
+        <w:t>氟</w:t>
+      </w:r>
+      <w:r>
+        <w:rPr>
+          <w:rFonts w:hint="eastAsia" w:ascii="Times New Roman" w:hAnsi="Times New Roman" w:eastAsia="Times New Roman" w:cs="Times New Roman"/>
+        </w:rPr>
+        <w:t>、</w:t>
+      </w:r>
+      <w:r>
+        <w:rPr>
+          <w:rFonts w:hint="eastAsia" w:ascii="Times New Roman" w:hAnsi="Times New Roman" w:eastAsia="FangSong" w:cs="Times New Roman"/>
+        </w:rPr>
+        <w:t>氧的原子半径小</w:t>
+      </w:r>
+      <w:r>
+        <w:rPr>
+          <w:rFonts w:ascii="Times New Roman" w:hAnsi="Times New Roman" w:eastAsia="Times New Roman" w:cs="Times New Roman"/>
+        </w:rPr>
+        <w:t xml:space="preserve"> </w:t>
+      </w:r>
+    </w:p>
+    <w:p>
+      <w:pPr>
+        <w:pStyle w:val="FirstParagraph"/>
         <w:spacing w:before="0" w:after="0"/>
-      </w:pPr>
-      <w:r>
-        <w:rPr>
-          <w:rFonts w:ascii="Times New Roman" w:hAnsi="Times New Roman" w:eastAsia="Times New Roman" w:cs="Times New Roman"/>
-        </w:rPr>
-        <w:t xml:space="preserve">B. </w:t>
-      </w:r>
-      <w:r>
-        <w:rPr>
-          <w:rFonts w:hint="eastAsia" w:ascii="Times New Roman" w:hAnsi="Times New Roman" w:eastAsia="FangSong" w:cs="Times New Roman"/>
-        </w:rPr>
-        <w:t>氟</w:t>
-      </w:r>
-      <w:r>
-        <w:rPr>
-          <w:rFonts w:hint="eastAsia" w:ascii="Times New Roman" w:hAnsi="Times New Roman" w:eastAsia="Times New Roman" w:cs="Times New Roman"/>
-        </w:rPr>
-        <w:t>、</w:t>
-      </w:r>
-      <w:r>
-        <w:rPr>
-          <w:rFonts w:hint="eastAsia" w:ascii="Times New Roman" w:hAnsi="Times New Roman" w:eastAsia="FangSong" w:cs="Times New Roman"/>
-        </w:rPr>
-        <w:t>氧的原子半径小</w:t>
-      </w:r>
-      <w:r>
-        <w:rPr>
-          <w:rFonts w:ascii="Times New Roman" w:hAnsi="Times New Roman" w:eastAsia="Times New Roman" w:cs="Times New Roman"/>
-        </w:rPr>
-        <w:t xml:space="preserve"> </w:t>
-      </w:r>
-    </w:p>
-    <w:p>
-      <w:pPr>
-        <w:pStyle w:val="FirstParagraph"/>
         <w:ind w:left="480" w:hanging="480"/>
-        <w:spacing w:before="0" w:after="180"/>
       </w:pPr>
       <w:r>
         <w:rPr>
@@ -11984,8 +12043,8 @@
     <w:p>
       <w:pPr>
         <w:pStyle w:val="FirstParagraph"/>
+        <w:spacing w:before="0" w:after="0"/>
         <w:ind w:left="480" w:hanging="480"/>
-        <w:spacing w:after="0"/>
       </w:pPr>
       <w:r>
         <w:rPr>
@@ -12009,33 +12068,33 @@
     <w:p>
       <w:pPr>
         <w:pStyle w:val="FirstParagraph"/>
+        <w:spacing w:before="0" w:after="0"/>
         <w:ind w:left="480" w:hanging="480"/>
+      </w:pPr>
+      <w:r>
+        <w:rPr>
+          <w:rFonts w:ascii="Times New Roman" w:hAnsi="Times New Roman" w:eastAsia="Times New Roman" w:cs="Times New Roman"/>
+        </w:rPr>
+        <w:t xml:space="preserve">B. </w:t>
+      </w:r>
+      <w:r>
+        <w:rPr>
+          <w:rFonts w:hint="eastAsia" w:ascii="Times New Roman" w:hAnsi="Times New Roman" w:eastAsia="FangSong" w:cs="Times New Roman"/>
+        </w:rPr>
+        <w:t xml:space="preserve">氡的电离能大</w:t>
+      </w:r>
+      <w:r>
+        <w:rPr>
+          <w:rFonts w:ascii="Times New Roman" w:hAnsi="Times New Roman" w:eastAsia="Times New Roman" w:cs="Times New Roman"/>
+        </w:rPr>
+        <w:t xml:space="preserve"> </w:t>
+      </w:r>
+    </w:p>
+    <w:p>
+      <w:pPr>
+        <w:pStyle w:val="FirstParagraph"/>
         <w:spacing w:before="0" w:after="0"/>
-      </w:pPr>
-      <w:r>
-        <w:rPr>
-          <w:rFonts w:ascii="Times New Roman" w:hAnsi="Times New Roman" w:eastAsia="Times New Roman" w:cs="Times New Roman"/>
-        </w:rPr>
-        <w:t xml:space="preserve">B. </w:t>
-      </w:r>
-      <w:r>
-        <w:rPr>
-          <w:rFonts w:hint="eastAsia" w:ascii="Times New Roman" w:hAnsi="Times New Roman" w:eastAsia="FangSong" w:cs="Times New Roman"/>
-        </w:rPr>
-        <w:t xml:space="preserve">氡的电离能大</w:t>
-      </w:r>
-      <w:r>
-        <w:rPr>
-          <w:rFonts w:ascii="Times New Roman" w:hAnsi="Times New Roman" w:eastAsia="Times New Roman" w:cs="Times New Roman"/>
-        </w:rPr>
-        <w:t xml:space="preserve"> </w:t>
-      </w:r>
-    </w:p>
-    <w:p>
-      <w:pPr>
-        <w:pStyle w:val="FirstParagraph"/>
         <w:ind w:left="480" w:hanging="480"/>
-        <w:spacing w:before="0" w:after="180"/>
       </w:pPr>
       <w:r>
         <w:rPr>
@@ -13078,6 +13137,14 @@
         <w:tblStyle w:val="Table"/>
         <w:tblW w:type="pct" w:w="5000"/>
         <w:tblLayout w:type="fixed"/>
+        <w:tblBorders>
+          <w:top w:val="single" w:sz="12" w:space="0" w:color="000000"/>
+          <w:left w:val="none" w:sz="0" w:space="0" w:color="auto"/>
+          <w:bottom w:val="single" w:sz="12" w:space="0" w:color="000000"/>
+          <w:right w:val="none" w:sz="0" w:space="0" w:color="auto"/>
+          <w:insideH w:val="none" w:sz="0" w:space="0" w:color="auto"/>
+          <w:insideV w:val="none" w:sz="0" w:space="0" w:color="auto"/>
+        </w:tblBorders>
         <w:tblLook w:firstRow="1" w:lastRow="0" w:firstColumn="0" w:lastColumn="0" w:noHBand="0" w:noVBand="0" w:val="0020"/>
       </w:tblPr>
       <w:tblGrid>
@@ -13092,7 +13159,11 @@
           <w:tblHeader w:val="on"/>
         </w:trPr>
         <w:tc>
-          <w:tcPr/>
+          <w:tcPr>
+            <w:tcBorders>
+              <w:bottom w:val="single" w:sz="8" w:space="0" w:color="000000"/>
+            </w:tcBorders>
+          </w:tcPr>
           <w:p>
             <w:pPr>
               <w:pStyle w:val="Compact"/>
@@ -13108,7 +13179,11 @@
           </w:p>
         </w:tc>
         <w:tc>
-          <w:tcPr/>
+          <w:tcPr>
+            <w:tcBorders>
+              <w:bottom w:val="single" w:sz="8" w:space="0" w:color="000000"/>
+            </w:tcBorders>
+          </w:tcPr>
           <w:p>
             <w:pPr>
               <w:pStyle w:val="Compact"/>
@@ -13138,7 +13213,11 @@
           </w:p>
         </w:tc>
         <w:tc>
-          <w:tcPr/>
+          <w:tcPr>
+            <w:tcBorders>
+              <w:bottom w:val="single" w:sz="8" w:space="0" w:color="000000"/>
+            </w:tcBorders>
+          </w:tcPr>
           <w:p>
             <w:pPr>
               <w:pStyle w:val="Compact"/>
@@ -13168,7 +13247,11 @@
           </w:p>
         </w:tc>
         <w:tc>
-          <w:tcPr/>
+          <w:tcPr>
+            <w:tcBorders>
+              <w:bottom w:val="single" w:sz="8" w:space="0" w:color="000000"/>
+            </w:tcBorders>
+          </w:tcPr>
           <w:p>
             <w:pPr>
               <w:pStyle w:val="Compact"/>
@@ -13191,7 +13274,11 @@
           </w:p>
         </w:tc>
         <w:tc>
-          <w:tcPr/>
+          <w:tcPr>
+            <w:tcBorders>
+              <w:bottom w:val="single" w:sz="8" w:space="0" w:color="000000"/>
+            </w:tcBorders>
+          </w:tcPr>
           <w:p>
             <w:pPr>
               <w:pStyle w:val="Compact"/>
@@ -18454,7 +18541,7 @@
     <ns0:rPr>
       <ns0:rFonts ns0:ascii="Times New Roman" ns0:cs="Times New Roman" ns0:eastAsia="SimHei" ns0:hAnsi="Times New Roman"/>
       <ns0:b/>
-      <ns0:color ns0:val="17324D"/>
+      <ns0:color ns0:val="000000"/>
       <ns0:sz ns0:val="44"/>
       <ns0:szCs ns0:val="56"/>
     </ns0:rPr>
@@ -18596,7 +18683,7 @@
     <ns0:rPr>
       <ns0:rFonts ns0:ascii="Times New Roman" ns0:cs="Times New Roman" ns0:eastAsia="SimHei" ns0:hAnsi="Times New Roman"/>
       <ns0:b/>
-      <ns0:color ns0:val="17324D"/>
+      <ns0:color ns0:val="000000"/>
       <ns0:sz ns0:val="32"/>
       <ns0:szCs ns0:val="40"/>
     </ns0:rPr>
@@ -18620,7 +18707,7 @@
     <ns0:rPr>
       <ns0:rFonts ns0:ascii="Times New Roman" ns0:cs="Times New Roman" ns0:eastAsia="SimHei" ns0:hAnsi="Times New Roman"/>
       <ns0:b/>
-      <ns0:color ns0:val="17324D"/>
+      <ns0:color ns0:val="000000"/>
       <ns0:sz ns0:val="28"/>
       <ns0:szCs ns0:val="32"/>
     </ns0:rPr>
@@ -18644,7 +18731,7 @@
     <ns0:rPr>
       <ns0:rFonts ns0:ascii="Times New Roman" ns0:cs="Times New Roman" ns0:eastAsia="SimHei" ns0:hAnsi="Times New Roman"/>
       <ns0:b/>
-      <ns0:color ns0:val="17324D"/>
+      <ns0:color ns0:val="000000"/>
       <ns0:sz ns0:val="25"/>
       <ns0:szCs ns0:val="28"/>
     </ns0:rPr>
